--- a/flow/20230914_vu_template/drafts/2024-12-g/24-ВТ-Навечіря Різдва,Євгенії.docx
+++ b/flow/20230914_vu_template/drafts/2024-12-g/24-ВТ-Навечіря Різдва,Євгенії.docx
@@ -2268,294 +2268,7 @@
           <w:rFonts w:ascii="Times New Roman" w:hAnsi="Times New Roman"/>
           <w:sz w:val="24"/>
         </w:rPr>
-        <w:t xml:space="preserve"> </w:t>
-      </w:r>
-      <w:r>
-        <w:rPr>
-          <w:rFonts w:ascii="Times New Roman" w:hAnsi="Times New Roman"/>
-          <w:sz w:val="24"/>
-        </w:rPr>
-        <w:t>Бо</w:t>
-      </w:r>
-      <w:r>
-        <w:rPr>
-          <w:rFonts w:ascii="Times New Roman" w:hAnsi="Times New Roman"/>
-          <w:sz w:val="24"/>
-        </w:rPr>
-        <w:t xml:space="preserve"> </w:t>
-      </w:r>
-      <w:r>
-        <w:rPr>
-          <w:rFonts w:ascii="Times New Roman" w:hAnsi="Times New Roman"/>
-          <w:sz w:val="24"/>
-        </w:rPr>
-        <w:t>Твоє</w:t>
-      </w:r>
-      <w:r>
-        <w:rPr>
-          <w:rFonts w:ascii="Times New Roman" w:hAnsi="Times New Roman"/>
-          <w:sz w:val="24"/>
-        </w:rPr>
-        <w:t xml:space="preserve"> </w:t>
-      </w:r>
-      <w:r>
-        <w:rPr>
-          <w:rFonts w:ascii="Times New Roman" w:hAnsi="Times New Roman"/>
-          <w:sz w:val="24"/>
-        </w:rPr>
-        <w:t>є</w:t>
-      </w:r>
-      <w:r>
-        <w:rPr>
-          <w:rFonts w:ascii="Times New Roman" w:hAnsi="Times New Roman"/>
-          <w:sz w:val="24"/>
-        </w:rPr>
-        <w:t xml:space="preserve"> </w:t>
-      </w:r>
-      <w:r>
-        <w:rPr>
-          <w:rFonts w:ascii="Times New Roman" w:hAnsi="Times New Roman"/>
-          <w:sz w:val="24"/>
-        </w:rPr>
-        <w:t>царство,</w:t>
-      </w:r>
-      <w:r>
-        <w:rPr>
-          <w:rFonts w:ascii="Times New Roman" w:hAnsi="Times New Roman"/>
-          <w:sz w:val="24"/>
-        </w:rPr>
-        <w:t xml:space="preserve"> </w:t>
-      </w:r>
-      <w:r>
-        <w:rPr>
-          <w:rFonts w:ascii="Times New Roman" w:hAnsi="Times New Roman"/>
-          <w:sz w:val="24"/>
-        </w:rPr>
-        <w:t>і</w:t>
-      </w:r>
-      <w:r>
-        <w:rPr>
-          <w:rFonts w:ascii="Times New Roman" w:hAnsi="Times New Roman"/>
-          <w:sz w:val="24"/>
-        </w:rPr>
-        <w:t xml:space="preserve"> </w:t>
-      </w:r>
-      <w:r>
-        <w:rPr>
-          <w:rFonts w:ascii="Times New Roman" w:hAnsi="Times New Roman"/>
-          <w:sz w:val="24"/>
-        </w:rPr>
-        <w:t>сила,</w:t>
-      </w:r>
-      <w:r>
-        <w:rPr>
-          <w:rFonts w:ascii="Times New Roman" w:hAnsi="Times New Roman"/>
-          <w:sz w:val="24"/>
-        </w:rPr>
-        <w:t xml:space="preserve"> </w:t>
-      </w:r>
-      <w:r>
-        <w:rPr>
-          <w:rFonts w:ascii="Times New Roman" w:hAnsi="Times New Roman"/>
-          <w:sz w:val="24"/>
-        </w:rPr>
-        <w:t>і</w:t>
-      </w:r>
-      <w:r>
-        <w:rPr>
-          <w:rFonts w:ascii="Times New Roman" w:hAnsi="Times New Roman"/>
-          <w:sz w:val="24"/>
-        </w:rPr>
-        <w:t xml:space="preserve"> </w:t>
-      </w:r>
-      <w:r>
-        <w:rPr>
-          <w:rFonts w:ascii="Times New Roman" w:hAnsi="Times New Roman"/>
-          <w:sz w:val="24"/>
-        </w:rPr>
-        <w:t>слава,</w:t>
-      </w:r>
-      <w:r>
-        <w:rPr>
-          <w:rFonts w:ascii="Times New Roman" w:hAnsi="Times New Roman"/>
-          <w:sz w:val="24"/>
-        </w:rPr>
-        <w:t xml:space="preserve"> </w:t>
-      </w:r>
-      <w:r>
-        <w:rPr>
-          <w:rFonts w:ascii="Times New Roman" w:hAnsi="Times New Roman"/>
-          <w:sz w:val="24"/>
-        </w:rPr>
-        <w:t>Отця,</w:t>
-      </w:r>
-      <w:r>
-        <w:rPr>
-          <w:rFonts w:ascii="Times New Roman" w:hAnsi="Times New Roman"/>
-          <w:sz w:val="24"/>
-        </w:rPr>
-        <w:t xml:space="preserve"> </w:t>
-      </w:r>
-      <w:r>
-        <w:rPr>
-          <w:rFonts w:ascii="Times New Roman" w:hAnsi="Times New Roman"/>
-          <w:sz w:val="24"/>
-        </w:rPr>
-        <w:t>і</w:t>
-      </w:r>
-      <w:r>
-        <w:rPr>
-          <w:rFonts w:ascii="Times New Roman" w:hAnsi="Times New Roman"/>
-          <w:sz w:val="24"/>
-        </w:rPr>
-        <w:t xml:space="preserve"> </w:t>
-      </w:r>
-      <w:r>
-        <w:rPr>
-          <w:rFonts w:ascii="Times New Roman" w:hAnsi="Times New Roman"/>
-          <w:sz w:val="24"/>
-        </w:rPr>
-        <w:t>Сина,</w:t>
-      </w:r>
-      <w:r>
-        <w:rPr>
-          <w:rFonts w:ascii="Times New Roman" w:hAnsi="Times New Roman"/>
-          <w:sz w:val="24"/>
-        </w:rPr>
-        <w:t xml:space="preserve"> </w:t>
-      </w:r>
-      <w:r>
-        <w:rPr>
-          <w:rFonts w:ascii="Times New Roman" w:hAnsi="Times New Roman"/>
-          <w:sz w:val="24"/>
-        </w:rPr>
-        <w:t>і</w:t>
-      </w:r>
-      <w:r>
-        <w:rPr>
-          <w:rFonts w:ascii="Times New Roman" w:hAnsi="Times New Roman"/>
-          <w:sz w:val="24"/>
-        </w:rPr>
-        <w:t xml:space="preserve"> </w:t>
-      </w:r>
-      <w:r>
-        <w:rPr>
-          <w:rFonts w:ascii="Times New Roman" w:hAnsi="Times New Roman"/>
-          <w:sz w:val="24"/>
-        </w:rPr>
-        <w:t>Святого</w:t>
-      </w:r>
-      <w:r>
-        <w:rPr>
-          <w:rFonts w:ascii="Times New Roman" w:hAnsi="Times New Roman"/>
-          <w:sz w:val="24"/>
-        </w:rPr>
-        <w:t xml:space="preserve"> </w:t>
-      </w:r>
-      <w:r>
-        <w:rPr>
-          <w:rFonts w:ascii="Times New Roman" w:hAnsi="Times New Roman"/>
-          <w:sz w:val="24"/>
-        </w:rPr>
-        <w:t>Духа,</w:t>
-      </w:r>
-      <w:r>
-        <w:rPr>
-          <w:rFonts w:ascii="Times New Roman" w:hAnsi="Times New Roman"/>
-          <w:sz w:val="24"/>
-        </w:rPr>
-        <w:t xml:space="preserve"> </w:t>
-      </w:r>
-      <w:r>
-        <w:rPr>
-          <w:rFonts w:ascii="Times New Roman" w:hAnsi="Times New Roman"/>
-          <w:sz w:val="24"/>
-        </w:rPr>
-        <w:t>нині,</w:t>
-      </w:r>
-      <w:r>
-        <w:rPr>
-          <w:rFonts w:ascii="Times New Roman" w:hAnsi="Times New Roman"/>
-          <w:sz w:val="24"/>
-        </w:rPr>
-        <w:t xml:space="preserve"> </w:t>
-      </w:r>
-      <w:r>
-        <w:rPr>
-          <w:rFonts w:ascii="Times New Roman" w:hAnsi="Times New Roman"/>
-          <w:sz w:val="24"/>
-        </w:rPr>
-        <w:t>і</w:t>
-      </w:r>
-      <w:r>
-        <w:rPr>
-          <w:rFonts w:ascii="Times New Roman" w:hAnsi="Times New Roman"/>
-          <w:sz w:val="24"/>
-        </w:rPr>
-        <w:t xml:space="preserve"> </w:t>
-      </w:r>
-      <w:r>
-        <w:rPr>
-          <w:rFonts w:ascii="Times New Roman" w:hAnsi="Times New Roman"/>
-          <w:sz w:val="24"/>
-        </w:rPr>
-        <w:t>повсякчас,</w:t>
-      </w:r>
-      <w:r>
-        <w:rPr>
-          <w:rFonts w:ascii="Times New Roman" w:hAnsi="Times New Roman"/>
-          <w:sz w:val="24"/>
-        </w:rPr>
-        <w:t xml:space="preserve"> </w:t>
-      </w:r>
-      <w:r>
-        <w:rPr>
-          <w:rFonts w:ascii="Times New Roman" w:hAnsi="Times New Roman"/>
-          <w:sz w:val="24"/>
-        </w:rPr>
-        <w:t>і</w:t>
-      </w:r>
-      <w:r>
-        <w:rPr>
-          <w:rFonts w:ascii="Times New Roman" w:hAnsi="Times New Roman"/>
-          <w:sz w:val="24"/>
-        </w:rPr>
-        <w:t xml:space="preserve"> </w:t>
-      </w:r>
-      <w:r>
-        <w:rPr>
-          <w:rFonts w:ascii="Times New Roman" w:hAnsi="Times New Roman"/>
-          <w:sz w:val="24"/>
-        </w:rPr>
-        <w:t>на</w:t>
-      </w:r>
-      <w:r>
-        <w:rPr>
-          <w:rFonts w:ascii="Times New Roman" w:hAnsi="Times New Roman"/>
-          <w:sz w:val="24"/>
-        </w:rPr>
-        <w:t xml:space="preserve"> </w:t>
-      </w:r>
-      <w:r>
-        <w:rPr>
-          <w:rFonts w:ascii="Times New Roman" w:hAnsi="Times New Roman"/>
-          <w:sz w:val="24"/>
-        </w:rPr>
-        <w:t>віки</w:t>
-      </w:r>
-      <w:r>
-        <w:rPr>
-          <w:rFonts w:ascii="Times New Roman" w:hAnsi="Times New Roman"/>
-          <w:sz w:val="24"/>
-        </w:rPr>
-        <w:t xml:space="preserve"> </w:t>
-      </w:r>
-      <w:r>
-        <w:rPr>
-          <w:rFonts w:ascii="Times New Roman" w:hAnsi="Times New Roman"/>
-          <w:sz w:val="24"/>
-        </w:rPr>
-        <w:t>віків.</w:t>
+        <w:t xml:space="preserve"> Бо Твоє є царство, і сила, і слава, Отця, і Сина, і Святого Духа, нині, і повсякчас, і на віки віків.</w:t>
       </w:r>
     </w:p>
     <w:p>
@@ -13447,7 +13160,7 @@
         <w:rPr>
           <w:rFonts w:ascii="Times New Roman" w:hAnsi="Times New Roman"/>
           <w:i/>
-          <w:color w:val="FF4400"/>
+          <w:color w:val="FF0000"/>
           <w:sz w:val="24"/>
         </w:rPr>
         <w:t>Священник:</w:t>
@@ -13457,294 +13170,7 @@
           <w:rFonts w:ascii="Times New Roman" w:hAnsi="Times New Roman"/>
           <w:sz w:val="24"/>
         </w:rPr>
-        <w:t xml:space="preserve"> </w:t>
-      </w:r>
-      <w:r>
-        <w:rPr>
-          <w:rFonts w:ascii="Times New Roman" w:hAnsi="Times New Roman"/>
-          <w:sz w:val="24"/>
-        </w:rPr>
-        <w:t>Бо</w:t>
-      </w:r>
-      <w:r>
-        <w:rPr>
-          <w:rFonts w:ascii="Times New Roman" w:hAnsi="Times New Roman"/>
-          <w:sz w:val="24"/>
-        </w:rPr>
-        <w:t xml:space="preserve"> </w:t>
-      </w:r>
-      <w:r>
-        <w:rPr>
-          <w:rFonts w:ascii="Times New Roman" w:hAnsi="Times New Roman"/>
-          <w:sz w:val="24"/>
-        </w:rPr>
-        <w:t>Тобі</w:t>
-      </w:r>
-      <w:r>
-        <w:rPr>
-          <w:rFonts w:ascii="Times New Roman" w:hAnsi="Times New Roman"/>
-          <w:sz w:val="24"/>
-        </w:rPr>
-        <w:t xml:space="preserve"> </w:t>
-      </w:r>
-      <w:r>
-        <w:rPr>
-          <w:rFonts w:ascii="Times New Roman" w:hAnsi="Times New Roman"/>
-          <w:sz w:val="24"/>
-        </w:rPr>
-        <w:t>належить</w:t>
-      </w:r>
-      <w:r>
-        <w:rPr>
-          <w:rFonts w:ascii="Times New Roman" w:hAnsi="Times New Roman"/>
-          <w:sz w:val="24"/>
-        </w:rPr>
-        <w:t xml:space="preserve"> </w:t>
-      </w:r>
-      <w:r>
-        <w:rPr>
-          <w:rFonts w:ascii="Times New Roman" w:hAnsi="Times New Roman"/>
-          <w:sz w:val="24"/>
-        </w:rPr>
-        <w:t>усяка</w:t>
-      </w:r>
-      <w:r>
-        <w:rPr>
-          <w:rFonts w:ascii="Times New Roman" w:hAnsi="Times New Roman"/>
-          <w:sz w:val="24"/>
-        </w:rPr>
-        <w:t xml:space="preserve"> </w:t>
-      </w:r>
-      <w:r>
-        <w:rPr>
-          <w:rFonts w:ascii="Times New Roman" w:hAnsi="Times New Roman"/>
-          <w:sz w:val="24"/>
-        </w:rPr>
-        <w:t>слава,</w:t>
-      </w:r>
-      <w:r>
-        <w:rPr>
-          <w:rFonts w:ascii="Times New Roman" w:hAnsi="Times New Roman"/>
-          <w:sz w:val="24"/>
-        </w:rPr>
-        <w:t xml:space="preserve"> </w:t>
-      </w:r>
-      <w:r>
-        <w:rPr>
-          <w:rFonts w:ascii="Times New Roman" w:hAnsi="Times New Roman"/>
-          <w:sz w:val="24"/>
-        </w:rPr>
-        <w:t>честь</w:t>
-      </w:r>
-      <w:r>
-        <w:rPr>
-          <w:rFonts w:ascii="Times New Roman" w:hAnsi="Times New Roman"/>
-          <w:sz w:val="24"/>
-        </w:rPr>
-        <w:t xml:space="preserve"> </w:t>
-      </w:r>
-      <w:r>
-        <w:rPr>
-          <w:rFonts w:ascii="Times New Roman" w:hAnsi="Times New Roman"/>
-          <w:sz w:val="24"/>
-        </w:rPr>
-        <w:t>і</w:t>
-      </w:r>
-      <w:r>
-        <w:rPr>
-          <w:rFonts w:ascii="Times New Roman" w:hAnsi="Times New Roman"/>
-          <w:sz w:val="24"/>
-        </w:rPr>
-        <w:t xml:space="preserve"> </w:t>
-      </w:r>
-      <w:r>
-        <w:rPr>
-          <w:rFonts w:ascii="Times New Roman" w:hAnsi="Times New Roman"/>
-          <w:sz w:val="24"/>
-        </w:rPr>
-        <w:t>поклоніння,</w:t>
-      </w:r>
-      <w:r>
-        <w:rPr>
-          <w:rFonts w:ascii="Times New Roman" w:hAnsi="Times New Roman"/>
-          <w:sz w:val="24"/>
-        </w:rPr>
-        <w:t xml:space="preserve"> </w:t>
-      </w:r>
-      <w:r>
-        <w:rPr>
-          <w:rFonts w:ascii="Times New Roman" w:hAnsi="Times New Roman"/>
-          <w:sz w:val="24"/>
-        </w:rPr>
-        <w:t>Отцю,</w:t>
-      </w:r>
-      <w:r>
-        <w:rPr>
-          <w:rFonts w:ascii="Times New Roman" w:hAnsi="Times New Roman"/>
-          <w:sz w:val="24"/>
-        </w:rPr>
-        <w:t xml:space="preserve"> </w:t>
-      </w:r>
-      <w:r>
-        <w:rPr>
-          <w:rFonts w:ascii="Times New Roman" w:hAnsi="Times New Roman"/>
-          <w:sz w:val="24"/>
-        </w:rPr>
-        <w:t>і</w:t>
-      </w:r>
-      <w:r>
-        <w:rPr>
-          <w:rFonts w:ascii="Times New Roman" w:hAnsi="Times New Roman"/>
-          <w:sz w:val="24"/>
-        </w:rPr>
-        <w:t xml:space="preserve"> </w:t>
-      </w:r>
-      <w:r>
-        <w:rPr>
-          <w:rFonts w:ascii="Times New Roman" w:hAnsi="Times New Roman"/>
-          <w:sz w:val="24"/>
-        </w:rPr>
-        <w:t>Сину,</w:t>
-      </w:r>
-      <w:r>
-        <w:rPr>
-          <w:rFonts w:ascii="Times New Roman" w:hAnsi="Times New Roman"/>
-          <w:sz w:val="24"/>
-        </w:rPr>
-        <w:t xml:space="preserve"> </w:t>
-      </w:r>
-      <w:r>
-        <w:rPr>
-          <w:rFonts w:ascii="Times New Roman" w:hAnsi="Times New Roman"/>
-          <w:sz w:val="24"/>
-        </w:rPr>
-        <w:t>і</w:t>
-      </w:r>
-      <w:r>
-        <w:rPr>
-          <w:rFonts w:ascii="Times New Roman" w:hAnsi="Times New Roman"/>
-          <w:sz w:val="24"/>
-        </w:rPr>
-        <w:t xml:space="preserve"> </w:t>
-      </w:r>
-      <w:r>
-        <w:rPr>
-          <w:rFonts w:ascii="Times New Roman" w:hAnsi="Times New Roman"/>
-          <w:sz w:val="24"/>
-        </w:rPr>
-        <w:t>Святому</w:t>
-      </w:r>
-      <w:r>
-        <w:rPr>
-          <w:rFonts w:ascii="Times New Roman" w:hAnsi="Times New Roman"/>
-          <w:sz w:val="24"/>
-        </w:rPr>
-        <w:t xml:space="preserve"> </w:t>
-      </w:r>
-      <w:r>
-        <w:rPr>
-          <w:rFonts w:ascii="Times New Roman" w:hAnsi="Times New Roman"/>
-          <w:sz w:val="24"/>
-        </w:rPr>
-        <w:t>Духові,</w:t>
-      </w:r>
-      <w:r>
-        <w:rPr>
-          <w:rFonts w:ascii="Times New Roman" w:hAnsi="Times New Roman"/>
-          <w:sz w:val="24"/>
-        </w:rPr>
-        <w:t xml:space="preserve"> </w:t>
-      </w:r>
-      <w:r>
-        <w:rPr>
-          <w:rFonts w:ascii="Times New Roman" w:hAnsi="Times New Roman"/>
-          <w:sz w:val="24"/>
-        </w:rPr>
-        <w:t>нині,</w:t>
-      </w:r>
-      <w:r>
-        <w:rPr>
-          <w:rFonts w:ascii="Times New Roman" w:hAnsi="Times New Roman"/>
-          <w:sz w:val="24"/>
-        </w:rPr>
-        <w:t xml:space="preserve"> </w:t>
-      </w:r>
-      <w:r>
-        <w:rPr>
-          <w:rFonts w:ascii="Times New Roman" w:hAnsi="Times New Roman"/>
-          <w:sz w:val="24"/>
-        </w:rPr>
-        <w:t>і</w:t>
-      </w:r>
-      <w:r>
-        <w:rPr>
-          <w:rFonts w:ascii="Times New Roman" w:hAnsi="Times New Roman"/>
-          <w:sz w:val="24"/>
-        </w:rPr>
-        <w:t xml:space="preserve"> </w:t>
-      </w:r>
-      <w:r>
-        <w:rPr>
-          <w:rFonts w:ascii="Times New Roman" w:hAnsi="Times New Roman"/>
-          <w:sz w:val="24"/>
-        </w:rPr>
-        <w:t>повсякчас,</w:t>
-      </w:r>
-      <w:r>
-        <w:rPr>
-          <w:rFonts w:ascii="Times New Roman" w:hAnsi="Times New Roman"/>
-          <w:sz w:val="24"/>
-        </w:rPr>
-        <w:t xml:space="preserve"> </w:t>
-      </w:r>
-      <w:r>
-        <w:rPr>
-          <w:rFonts w:ascii="Times New Roman" w:hAnsi="Times New Roman"/>
-          <w:sz w:val="24"/>
-        </w:rPr>
-        <w:t>і</w:t>
-      </w:r>
-      <w:r>
-        <w:rPr>
-          <w:rFonts w:ascii="Times New Roman" w:hAnsi="Times New Roman"/>
-          <w:sz w:val="24"/>
-        </w:rPr>
-        <w:t xml:space="preserve"> </w:t>
-      </w:r>
-      <w:r>
-        <w:rPr>
-          <w:rFonts w:ascii="Times New Roman" w:hAnsi="Times New Roman"/>
-          <w:sz w:val="24"/>
-        </w:rPr>
-        <w:t>на</w:t>
-      </w:r>
-      <w:r>
-        <w:rPr>
-          <w:rFonts w:ascii="Times New Roman" w:hAnsi="Times New Roman"/>
-          <w:sz w:val="24"/>
-        </w:rPr>
-        <w:t xml:space="preserve"> </w:t>
-      </w:r>
-      <w:r>
-        <w:rPr>
-          <w:rFonts w:ascii="Times New Roman" w:hAnsi="Times New Roman"/>
-          <w:sz w:val="24"/>
-        </w:rPr>
-        <w:t>віки</w:t>
-      </w:r>
-      <w:r>
-        <w:rPr>
-          <w:rFonts w:ascii="Times New Roman" w:hAnsi="Times New Roman"/>
-          <w:sz w:val="24"/>
-        </w:rPr>
-        <w:t xml:space="preserve"> </w:t>
-      </w:r>
-      <w:r>
-        <w:rPr>
-          <w:rFonts w:ascii="Times New Roman" w:hAnsi="Times New Roman"/>
-          <w:sz w:val="24"/>
-        </w:rPr>
-        <w:t>віків.</w:t>
+        <w:t xml:space="preserve"> Бо Тобі належить усяка слава, честь і поклоніння, Отцю, і Сину, і Святому Духові, нині, і повсякчас, і на віки віків.</w:t>
       </w:r>
     </w:p>
     <w:p>
@@ -28408,294 +27834,7 @@
           <w:rFonts w:ascii="Times New Roman" w:hAnsi="Times New Roman"/>
           <w:sz w:val="24"/>
         </w:rPr>
-        <w:t xml:space="preserve"> </w:t>
-      </w:r>
-      <w:r>
-        <w:rPr>
-          <w:rFonts w:ascii="Times New Roman" w:hAnsi="Times New Roman"/>
-          <w:sz w:val="24"/>
-        </w:rPr>
-        <w:t>Бо</w:t>
-      </w:r>
-      <w:r>
-        <w:rPr>
-          <w:rFonts w:ascii="Times New Roman" w:hAnsi="Times New Roman"/>
-          <w:sz w:val="24"/>
-        </w:rPr>
-        <w:t xml:space="preserve"> </w:t>
-      </w:r>
-      <w:r>
-        <w:rPr>
-          <w:rFonts w:ascii="Times New Roman" w:hAnsi="Times New Roman"/>
-          <w:sz w:val="24"/>
-        </w:rPr>
-        <w:t>Твоє</w:t>
-      </w:r>
-      <w:r>
-        <w:rPr>
-          <w:rFonts w:ascii="Times New Roman" w:hAnsi="Times New Roman"/>
-          <w:sz w:val="24"/>
-        </w:rPr>
-        <w:t xml:space="preserve"> </w:t>
-      </w:r>
-      <w:r>
-        <w:rPr>
-          <w:rFonts w:ascii="Times New Roman" w:hAnsi="Times New Roman"/>
-          <w:sz w:val="24"/>
-        </w:rPr>
-        <w:t>є</w:t>
-      </w:r>
-      <w:r>
-        <w:rPr>
-          <w:rFonts w:ascii="Times New Roman" w:hAnsi="Times New Roman"/>
-          <w:sz w:val="24"/>
-        </w:rPr>
-        <w:t xml:space="preserve"> </w:t>
-      </w:r>
-      <w:r>
-        <w:rPr>
-          <w:rFonts w:ascii="Times New Roman" w:hAnsi="Times New Roman"/>
-          <w:sz w:val="24"/>
-        </w:rPr>
-        <w:t>царство,</w:t>
-      </w:r>
-      <w:r>
-        <w:rPr>
-          <w:rFonts w:ascii="Times New Roman" w:hAnsi="Times New Roman"/>
-          <w:sz w:val="24"/>
-        </w:rPr>
-        <w:t xml:space="preserve"> </w:t>
-      </w:r>
-      <w:r>
-        <w:rPr>
-          <w:rFonts w:ascii="Times New Roman" w:hAnsi="Times New Roman"/>
-          <w:sz w:val="24"/>
-        </w:rPr>
-        <w:t>і</w:t>
-      </w:r>
-      <w:r>
-        <w:rPr>
-          <w:rFonts w:ascii="Times New Roman" w:hAnsi="Times New Roman"/>
-          <w:sz w:val="24"/>
-        </w:rPr>
-        <w:t xml:space="preserve"> </w:t>
-      </w:r>
-      <w:r>
-        <w:rPr>
-          <w:rFonts w:ascii="Times New Roman" w:hAnsi="Times New Roman"/>
-          <w:sz w:val="24"/>
-        </w:rPr>
-        <w:t>сила,</w:t>
-      </w:r>
-      <w:r>
-        <w:rPr>
-          <w:rFonts w:ascii="Times New Roman" w:hAnsi="Times New Roman"/>
-          <w:sz w:val="24"/>
-        </w:rPr>
-        <w:t xml:space="preserve"> </w:t>
-      </w:r>
-      <w:r>
-        <w:rPr>
-          <w:rFonts w:ascii="Times New Roman" w:hAnsi="Times New Roman"/>
-          <w:sz w:val="24"/>
-        </w:rPr>
-        <w:t>і</w:t>
-      </w:r>
-      <w:r>
-        <w:rPr>
-          <w:rFonts w:ascii="Times New Roman" w:hAnsi="Times New Roman"/>
-          <w:sz w:val="24"/>
-        </w:rPr>
-        <w:t xml:space="preserve"> </w:t>
-      </w:r>
-      <w:r>
-        <w:rPr>
-          <w:rFonts w:ascii="Times New Roman" w:hAnsi="Times New Roman"/>
-          <w:sz w:val="24"/>
-        </w:rPr>
-        <w:t>слава,</w:t>
-      </w:r>
-      <w:r>
-        <w:rPr>
-          <w:rFonts w:ascii="Times New Roman" w:hAnsi="Times New Roman"/>
-          <w:sz w:val="24"/>
-        </w:rPr>
-        <w:t xml:space="preserve"> </w:t>
-      </w:r>
-      <w:r>
-        <w:rPr>
-          <w:rFonts w:ascii="Times New Roman" w:hAnsi="Times New Roman"/>
-          <w:sz w:val="24"/>
-        </w:rPr>
-        <w:t>Отця,</w:t>
-      </w:r>
-      <w:r>
-        <w:rPr>
-          <w:rFonts w:ascii="Times New Roman" w:hAnsi="Times New Roman"/>
-          <w:sz w:val="24"/>
-        </w:rPr>
-        <w:t xml:space="preserve"> </w:t>
-      </w:r>
-      <w:r>
-        <w:rPr>
-          <w:rFonts w:ascii="Times New Roman" w:hAnsi="Times New Roman"/>
-          <w:sz w:val="24"/>
-        </w:rPr>
-        <w:t>і</w:t>
-      </w:r>
-      <w:r>
-        <w:rPr>
-          <w:rFonts w:ascii="Times New Roman" w:hAnsi="Times New Roman"/>
-          <w:sz w:val="24"/>
-        </w:rPr>
-        <w:t xml:space="preserve"> </w:t>
-      </w:r>
-      <w:r>
-        <w:rPr>
-          <w:rFonts w:ascii="Times New Roman" w:hAnsi="Times New Roman"/>
-          <w:sz w:val="24"/>
-        </w:rPr>
-        <w:t>Сина,</w:t>
-      </w:r>
-      <w:r>
-        <w:rPr>
-          <w:rFonts w:ascii="Times New Roman" w:hAnsi="Times New Roman"/>
-          <w:sz w:val="24"/>
-        </w:rPr>
-        <w:t xml:space="preserve"> </w:t>
-      </w:r>
-      <w:r>
-        <w:rPr>
-          <w:rFonts w:ascii="Times New Roman" w:hAnsi="Times New Roman"/>
-          <w:sz w:val="24"/>
-        </w:rPr>
-        <w:t>і</w:t>
-      </w:r>
-      <w:r>
-        <w:rPr>
-          <w:rFonts w:ascii="Times New Roman" w:hAnsi="Times New Roman"/>
-          <w:sz w:val="24"/>
-        </w:rPr>
-        <w:t xml:space="preserve"> </w:t>
-      </w:r>
-      <w:r>
-        <w:rPr>
-          <w:rFonts w:ascii="Times New Roman" w:hAnsi="Times New Roman"/>
-          <w:sz w:val="24"/>
-        </w:rPr>
-        <w:t>Святого</w:t>
-      </w:r>
-      <w:r>
-        <w:rPr>
-          <w:rFonts w:ascii="Times New Roman" w:hAnsi="Times New Roman"/>
-          <w:sz w:val="24"/>
-        </w:rPr>
-        <w:t xml:space="preserve"> </w:t>
-      </w:r>
-      <w:r>
-        <w:rPr>
-          <w:rFonts w:ascii="Times New Roman" w:hAnsi="Times New Roman"/>
-          <w:sz w:val="24"/>
-        </w:rPr>
-        <w:t>Духа,</w:t>
-      </w:r>
-      <w:r>
-        <w:rPr>
-          <w:rFonts w:ascii="Times New Roman" w:hAnsi="Times New Roman"/>
-          <w:sz w:val="24"/>
-        </w:rPr>
-        <w:t xml:space="preserve"> </w:t>
-      </w:r>
-      <w:r>
-        <w:rPr>
-          <w:rFonts w:ascii="Times New Roman" w:hAnsi="Times New Roman"/>
-          <w:sz w:val="24"/>
-        </w:rPr>
-        <w:t>нині,</w:t>
-      </w:r>
-      <w:r>
-        <w:rPr>
-          <w:rFonts w:ascii="Times New Roman" w:hAnsi="Times New Roman"/>
-          <w:sz w:val="24"/>
-        </w:rPr>
-        <w:t xml:space="preserve"> </w:t>
-      </w:r>
-      <w:r>
-        <w:rPr>
-          <w:rFonts w:ascii="Times New Roman" w:hAnsi="Times New Roman"/>
-          <w:sz w:val="24"/>
-        </w:rPr>
-        <w:t>і</w:t>
-      </w:r>
-      <w:r>
-        <w:rPr>
-          <w:rFonts w:ascii="Times New Roman" w:hAnsi="Times New Roman"/>
-          <w:sz w:val="24"/>
-        </w:rPr>
-        <w:t xml:space="preserve"> </w:t>
-      </w:r>
-      <w:r>
-        <w:rPr>
-          <w:rFonts w:ascii="Times New Roman" w:hAnsi="Times New Roman"/>
-          <w:sz w:val="24"/>
-        </w:rPr>
-        <w:t>повсякчас,</w:t>
-      </w:r>
-      <w:r>
-        <w:rPr>
-          <w:rFonts w:ascii="Times New Roman" w:hAnsi="Times New Roman"/>
-          <w:sz w:val="24"/>
-        </w:rPr>
-        <w:t xml:space="preserve"> </w:t>
-      </w:r>
-      <w:r>
-        <w:rPr>
-          <w:rFonts w:ascii="Times New Roman" w:hAnsi="Times New Roman"/>
-          <w:sz w:val="24"/>
-        </w:rPr>
-        <w:t>і</w:t>
-      </w:r>
-      <w:r>
-        <w:rPr>
-          <w:rFonts w:ascii="Times New Roman" w:hAnsi="Times New Roman"/>
-          <w:sz w:val="24"/>
-        </w:rPr>
-        <w:t xml:space="preserve"> </w:t>
-      </w:r>
-      <w:r>
-        <w:rPr>
-          <w:rFonts w:ascii="Times New Roman" w:hAnsi="Times New Roman"/>
-          <w:sz w:val="24"/>
-        </w:rPr>
-        <w:t>на</w:t>
-      </w:r>
-      <w:r>
-        <w:rPr>
-          <w:rFonts w:ascii="Times New Roman" w:hAnsi="Times New Roman"/>
-          <w:sz w:val="24"/>
-        </w:rPr>
-        <w:t xml:space="preserve"> </w:t>
-      </w:r>
-      <w:r>
-        <w:rPr>
-          <w:rFonts w:ascii="Times New Roman" w:hAnsi="Times New Roman"/>
-          <w:sz w:val="24"/>
-        </w:rPr>
-        <w:t>віки</w:t>
-      </w:r>
-      <w:r>
-        <w:rPr>
-          <w:rFonts w:ascii="Times New Roman" w:hAnsi="Times New Roman"/>
-          <w:sz w:val="24"/>
-        </w:rPr>
-        <w:t xml:space="preserve"> </w:t>
-      </w:r>
-      <w:r>
-        <w:rPr>
-          <w:rFonts w:ascii="Times New Roman" w:hAnsi="Times New Roman"/>
-          <w:sz w:val="24"/>
-        </w:rPr>
-        <w:t>віків.</w:t>
+        <w:t xml:space="preserve"> Бо Твоє є царство, і сила, і слава, Отця, і Сина, і Святого Духа, нині, і повсякчас, і на віки віків.</w:t>
       </w:r>
     </w:p>
     <w:p>
@@ -30842,7 +29981,7 @@
         <w:rPr>
           <w:rFonts w:ascii="Times New Roman" w:hAnsi="Times New Roman"/>
           <w:i/>
-          <w:color w:val="FF4400"/>
+          <w:color w:val="FF0000"/>
           <w:sz w:val="24"/>
         </w:rPr>
         <w:t>Священник:</w:t>
@@ -30850,326 +29989,9 @@
       <w:r>
         <w:rPr>
           <w:rFonts w:ascii="Times New Roman" w:hAnsi="Times New Roman"/>
-          <w:i/>
-          <w:color w:val="FF4400"/>
-          <w:sz w:val="24"/>
-        </w:rPr>
-        <w:t xml:space="preserve"> </w:t>
-      </w:r>
-      <w:r>
-        <w:rPr>
-          <w:rFonts w:ascii="Times New Roman" w:hAnsi="Times New Roman"/>
-          <w:sz w:val="24"/>
-        </w:rPr>
-        <w:t>Бо</w:t>
-      </w:r>
-      <w:r>
-        <w:rPr>
-          <w:rFonts w:ascii="Times New Roman" w:hAnsi="Times New Roman"/>
-          <w:sz w:val="24"/>
-        </w:rPr>
-        <w:t xml:space="preserve"> </w:t>
-      </w:r>
-      <w:r>
-        <w:rPr>
-          <w:rFonts w:ascii="Times New Roman" w:hAnsi="Times New Roman"/>
-          <w:sz w:val="24"/>
-        </w:rPr>
-        <w:t>милостивий</w:t>
-      </w:r>
-      <w:r>
-        <w:rPr>
-          <w:rFonts w:ascii="Times New Roman" w:hAnsi="Times New Roman"/>
-          <w:sz w:val="24"/>
-        </w:rPr>
-        <w:t xml:space="preserve"> </w:t>
-      </w:r>
-      <w:r>
-        <w:rPr>
-          <w:rFonts w:ascii="Times New Roman" w:hAnsi="Times New Roman"/>
-          <w:sz w:val="24"/>
-        </w:rPr>
-        <w:t>і</w:t>
-      </w:r>
-      <w:r>
-        <w:rPr>
-          <w:rFonts w:ascii="Times New Roman" w:hAnsi="Times New Roman"/>
-          <w:sz w:val="24"/>
-        </w:rPr>
-        <w:t xml:space="preserve"> </w:t>
-      </w:r>
-      <w:r>
-        <w:rPr>
-          <w:rFonts w:ascii="Times New Roman" w:hAnsi="Times New Roman"/>
-          <w:sz w:val="24"/>
-        </w:rPr>
-        <w:t>людинолюбний</w:t>
-      </w:r>
-      <w:r>
-        <w:rPr>
-          <w:rFonts w:ascii="Times New Roman" w:hAnsi="Times New Roman"/>
-          <w:sz w:val="24"/>
-        </w:rPr>
-        <w:t xml:space="preserve"> </w:t>
-      </w:r>
-      <w:r>
-        <w:rPr>
-          <w:rFonts w:ascii="Times New Roman" w:hAnsi="Times New Roman"/>
-          <w:sz w:val="24"/>
-        </w:rPr>
-        <w:t>Бог</w:t>
-      </w:r>
-      <w:r>
-        <w:rPr>
-          <w:rFonts w:ascii="Times New Roman" w:hAnsi="Times New Roman"/>
-          <w:sz w:val="24"/>
-        </w:rPr>
-        <w:t xml:space="preserve"> </w:t>
-      </w:r>
-      <w:r>
-        <w:rPr>
-          <w:rFonts w:ascii="Times New Roman" w:hAnsi="Times New Roman"/>
-          <w:sz w:val="24"/>
-        </w:rPr>
-        <w:t>єси,</w:t>
-      </w:r>
-      <w:r>
-        <w:rPr>
-          <w:rFonts w:ascii="Times New Roman" w:hAnsi="Times New Roman"/>
-          <w:sz w:val="24"/>
-        </w:rPr>
-        <w:t xml:space="preserve"> </w:t>
-      </w:r>
-      <w:r>
-        <w:rPr>
-          <w:rFonts w:ascii="Times New Roman" w:hAnsi="Times New Roman"/>
-          <w:sz w:val="24"/>
-        </w:rPr>
-        <w:t>і</w:t>
-      </w:r>
-      <w:r>
-        <w:rPr>
-          <w:rFonts w:ascii="Times New Roman" w:hAnsi="Times New Roman"/>
-          <w:sz w:val="24"/>
-        </w:rPr>
-        <w:t xml:space="preserve"> </w:t>
-      </w:r>
-      <w:r>
-        <w:rPr>
-          <w:rFonts w:ascii="Times New Roman" w:hAnsi="Times New Roman"/>
-          <w:sz w:val="24"/>
-        </w:rPr>
-        <w:t>Тобі</w:t>
-      </w:r>
-      <w:r>
-        <w:rPr>
-          <w:rFonts w:ascii="Times New Roman" w:hAnsi="Times New Roman"/>
-          <w:sz w:val="24"/>
-        </w:rPr>
-        <w:t xml:space="preserve"> </w:t>
-      </w:r>
-      <w:r>
-        <w:rPr>
-          <w:rFonts w:ascii="Times New Roman" w:hAnsi="Times New Roman"/>
-          <w:sz w:val="24"/>
-        </w:rPr>
-        <w:t>славу</w:t>
-      </w:r>
-      <w:r>
-        <w:rPr>
-          <w:rFonts w:ascii="Times New Roman" w:hAnsi="Times New Roman"/>
-          <w:sz w:val="24"/>
-        </w:rPr>
-        <w:t xml:space="preserve"> </w:t>
-      </w:r>
-      <w:r>
-        <w:rPr>
-          <w:rFonts w:ascii="Times New Roman" w:hAnsi="Times New Roman"/>
-          <w:sz w:val="24"/>
-        </w:rPr>
-        <w:t>возсилаємо,</w:t>
-      </w:r>
-      <w:r>
-        <w:rPr>
-          <w:rFonts w:ascii="Times New Roman" w:hAnsi="Times New Roman"/>
-          <w:sz w:val="24"/>
-        </w:rPr>
-        <w:t xml:space="preserve"> </w:t>
-      </w:r>
-      <w:r>
-        <w:rPr>
-          <w:rFonts w:ascii="Times New Roman" w:hAnsi="Times New Roman"/>
-          <w:sz w:val="24"/>
-        </w:rPr>
-        <w:t>Отцю,</w:t>
-      </w:r>
-      <w:r>
-        <w:rPr>
-          <w:rFonts w:ascii="Times New Roman" w:hAnsi="Times New Roman"/>
-          <w:sz w:val="24"/>
-        </w:rPr>
-        <w:t xml:space="preserve"> </w:t>
-      </w:r>
-      <w:r>
-        <w:rPr>
-          <w:rFonts w:ascii="Times New Roman" w:hAnsi="Times New Roman"/>
-          <w:sz w:val="24"/>
-        </w:rPr>
-        <w:t>і</w:t>
-      </w:r>
-      <w:r>
-        <w:rPr>
-          <w:rFonts w:ascii="Times New Roman" w:hAnsi="Times New Roman"/>
-          <w:sz w:val="24"/>
-        </w:rPr>
-        <w:t xml:space="preserve"> </w:t>
-      </w:r>
-      <w:r>
-        <w:rPr>
-          <w:rFonts w:ascii="Times New Roman" w:hAnsi="Times New Roman"/>
-          <w:sz w:val="24"/>
-        </w:rPr>
-        <w:t>Сину,</w:t>
-      </w:r>
-      <w:r>
-        <w:rPr>
-          <w:rFonts w:ascii="Times New Roman" w:hAnsi="Times New Roman"/>
-          <w:sz w:val="24"/>
-        </w:rPr>
-        <w:t xml:space="preserve"> </w:t>
-      </w:r>
-      <w:r>
-        <w:rPr>
-          <w:rFonts w:ascii="Times New Roman" w:hAnsi="Times New Roman"/>
-          <w:sz w:val="24"/>
-        </w:rPr>
-        <w:t>і</w:t>
-      </w:r>
-      <w:r>
-        <w:rPr>
-          <w:rFonts w:ascii="Times New Roman" w:hAnsi="Times New Roman"/>
-          <w:sz w:val="24"/>
-        </w:rPr>
-        <w:t xml:space="preserve"> </w:t>
-      </w:r>
-      <w:r>
-        <w:rPr>
-          <w:rFonts w:ascii="Times New Roman" w:hAnsi="Times New Roman"/>
-          <w:sz w:val="24"/>
-        </w:rPr>
-        <w:t>Святому</w:t>
-      </w:r>
-      <w:r>
-        <w:rPr>
-          <w:rFonts w:ascii="Times New Roman" w:hAnsi="Times New Roman"/>
-          <w:sz w:val="24"/>
-        </w:rPr>
-        <w:t xml:space="preserve"> </w:t>
-      </w:r>
-      <w:r>
-        <w:rPr>
-          <w:rFonts w:ascii="Times New Roman" w:hAnsi="Times New Roman"/>
-          <w:sz w:val="24"/>
-        </w:rPr>
-        <w:t>Духові,</w:t>
-      </w:r>
-      <w:r>
-        <w:rPr>
-          <w:rFonts w:ascii="Times New Roman" w:hAnsi="Times New Roman"/>
-          <w:sz w:val="24"/>
-        </w:rPr>
-        <w:t xml:space="preserve"> </w:t>
-      </w:r>
-      <w:r>
-        <w:rPr>
-          <w:rFonts w:ascii="Times New Roman" w:hAnsi="Times New Roman"/>
-          <w:sz w:val="24"/>
-        </w:rPr>
-        <w:t>нині,</w:t>
-      </w:r>
-      <w:r>
-        <w:rPr>
-          <w:rFonts w:ascii="Times New Roman" w:hAnsi="Times New Roman"/>
-          <w:sz w:val="24"/>
-        </w:rPr>
-        <w:t xml:space="preserve"> </w:t>
-      </w:r>
-      <w:r>
-        <w:rPr>
-          <w:rFonts w:ascii="Times New Roman" w:hAnsi="Times New Roman"/>
-          <w:sz w:val="24"/>
-        </w:rPr>
-        <w:t>і</w:t>
-      </w:r>
-      <w:r>
-        <w:rPr>
-          <w:rFonts w:ascii="Times New Roman" w:hAnsi="Times New Roman"/>
-          <w:sz w:val="24"/>
-        </w:rPr>
-        <w:t xml:space="preserve"> </w:t>
-      </w:r>
-      <w:r>
-        <w:rPr>
-          <w:rFonts w:ascii="Times New Roman" w:hAnsi="Times New Roman"/>
-          <w:sz w:val="24"/>
-        </w:rPr>
-        <w:t>повсякчас,</w:t>
-      </w:r>
-      <w:r>
-        <w:rPr>
-          <w:rFonts w:ascii="Times New Roman" w:hAnsi="Times New Roman"/>
-          <w:sz w:val="24"/>
-        </w:rPr>
-        <w:t xml:space="preserve"> </w:t>
-      </w:r>
-      <w:r>
-        <w:rPr>
-          <w:rFonts w:ascii="Times New Roman" w:hAnsi="Times New Roman"/>
-          <w:sz w:val="24"/>
-        </w:rPr>
-        <w:t>і</w:t>
-      </w:r>
-      <w:r>
-        <w:rPr>
-          <w:rFonts w:ascii="Times New Roman" w:hAnsi="Times New Roman"/>
-          <w:sz w:val="24"/>
-        </w:rPr>
-        <w:t xml:space="preserve"> </w:t>
-      </w:r>
-      <w:r>
-        <w:rPr>
-          <w:rFonts w:ascii="Times New Roman" w:hAnsi="Times New Roman"/>
-          <w:sz w:val="24"/>
-        </w:rPr>
-        <w:t>на</w:t>
-      </w:r>
-      <w:r>
-        <w:rPr>
-          <w:rFonts w:ascii="Times New Roman" w:hAnsi="Times New Roman"/>
-          <w:sz w:val="24"/>
-        </w:rPr>
-        <w:t xml:space="preserve"> </w:t>
-      </w:r>
-      <w:r>
-        <w:rPr>
-          <w:rFonts w:ascii="Times New Roman" w:hAnsi="Times New Roman"/>
-          <w:sz w:val="24"/>
-        </w:rPr>
-        <w:t>віки</w:t>
-      </w:r>
-      <w:r>
-        <w:rPr>
-          <w:rFonts w:ascii="Times New Roman" w:hAnsi="Times New Roman"/>
-          <w:sz w:val="24"/>
-        </w:rPr>
-        <w:t xml:space="preserve"> </w:t>
-      </w:r>
-      <w:r>
-        <w:rPr>
-          <w:rFonts w:ascii="Times New Roman" w:hAnsi="Times New Roman"/>
-          <w:sz w:val="24"/>
-        </w:rPr>
-        <w:t>віків.</w:t>
+          <w:sz w:val="24"/>
+        </w:rPr>
+        <w:t xml:space="preserve"> Бо милостивий і людинолюбний Бог єси, і Тобі славу возсилаємо, Отцю, і Сину, і Святому Духові, нині, і повсякчас, і на віки віків.</w:t>
       </w:r>
     </w:p>
     <w:p>
@@ -31296,8 +30118,20 @@
           <w:color w:val="FF0000"/>
           <w:sz w:val="24"/>
         </w:rPr>
-        <w:t>Священ</w:t>
-      </w:r>
+        <w:t>Священник:</w:t>
+      </w:r>
+      <w:r>
+        <w:rPr>
+          <w:rFonts w:ascii="Times New Roman" w:hAnsi="Times New Roman"/>
+          <w:sz w:val="24"/>
+        </w:rPr>
+        <w:t xml:space="preserve"> Сла́ва Тобі́, Хри́сте Бо́же, упова́ння на́ше, сла́ва Тобі́!</w:t>
+      </w:r>
+    </w:p>
+    <w:p>
+      <w:pPr>
+        <w:spacing w:after="120"/>
+      </w:pPr>
       <w:r>
         <w:rPr>
           <w:rFonts w:ascii="Times New Roman" w:hAnsi="Times New Roman"/>
@@ -31305,7 +30139,22 @@
           <w:color w:val="FF0000"/>
           <w:sz w:val="24"/>
         </w:rPr>
-        <w:t>н</w:t>
+        <w:t>Вірні:</w:t>
+      </w:r>
+      <w:r>
+        <w:rPr>
+          <w:rFonts w:ascii="Times New Roman" w:hAnsi="Times New Roman"/>
+          <w:color w:val="FF0000"/>
+          <w:sz w:val="24"/>
+        </w:rPr>
+        <w:t xml:space="preserve"> </w:t>
+      </w:r>
+      <w:r>
+        <w:rPr>
+          <w:rFonts w:ascii="Times New Roman" w:hAnsi="Times New Roman"/>
+          <w:sz w:val="24"/>
+        </w:rPr>
+        <w:t xml:space="preserve">Сла́ва Отцю́, і Си́ну, і Свято́му Ду́хові, і ни́ні, і повсякча́с, і на ві́ки вікі́в. Амі́нь. Го́споди, поми́луй. </w:t>
       </w:r>
       <w:r>
         <w:rPr>
@@ -31314,22 +30163,14 @@
           <w:color w:val="FF0000"/>
           <w:sz w:val="24"/>
         </w:rPr>
-        <w:t>ик:</w:t>
-      </w:r>
-      <w:r>
-        <w:rPr>
-          <w:rFonts w:ascii="Times New Roman" w:hAnsi="Times New Roman"/>
-          <w:color w:val="FF0000"/>
-          <w:sz w:val="24"/>
-        </w:rPr>
-        <w:t xml:space="preserve"> </w:t>
-      </w:r>
-      <w:r>
-        <w:rPr>
-          <w:rFonts w:ascii="Times New Roman" w:hAnsi="Times New Roman"/>
-          <w:sz w:val="24"/>
-        </w:rPr>
-        <w:t>Сла́ва Тобі́, Хри́сте Бо́же, упова́ння на́ше, сла́ва Тобі́!</w:t>
+        <w:t>(3 р.)</w:t>
+      </w:r>
+      <w:r>
+        <w:rPr>
+          <w:rFonts w:ascii="Times New Roman" w:hAnsi="Times New Roman"/>
+          <w:sz w:val="24"/>
+        </w:rPr>
+        <w:t xml:space="preserve"> Благослови́.</w:t>
       </w:r>
     </w:p>
     <w:p>
@@ -31343,22 +30184,14 @@
           <w:color w:val="FF0000"/>
           <w:sz w:val="24"/>
         </w:rPr>
-        <w:t>Вірні:</w:t>
-      </w:r>
-      <w:r>
-        <w:rPr>
-          <w:rFonts w:ascii="Times New Roman" w:hAnsi="Times New Roman"/>
-          <w:color w:val="FF0000"/>
-          <w:sz w:val="24"/>
-        </w:rPr>
-        <w:t xml:space="preserve"> </w:t>
-      </w:r>
-      <w:r>
-        <w:rPr>
-          <w:rFonts w:ascii="Times New Roman" w:hAnsi="Times New Roman"/>
-          <w:sz w:val="24"/>
-        </w:rPr>
-        <w:t xml:space="preserve">Сла́ва Отцю́, і Си́ну, і Свято́му Ду́хові, і ни́ні, і повсякча́с, і на ві́ки вікі́в. Амі́нь. Го́споди, поми́луй. </w:t>
+        <w:t>Священник:</w:t>
+      </w:r>
+      <w:r>
+        <w:rPr>
+          <w:rFonts w:ascii="Times New Roman" w:hAnsi="Times New Roman"/>
+          <w:sz w:val="24"/>
+        </w:rPr>
+        <w:t xml:space="preserve"> Христос, істинний Бог наш - молитвами пречистої Своєї Матері, чесного і славного пророка, предтечі і хрестителя Івана, святих славних і всехвальних апостолів, і святого, </w:t>
       </w:r>
       <w:r>
         <w:rPr>
@@ -31367,76 +30200,14 @@
           <w:color w:val="FF0000"/>
           <w:sz w:val="24"/>
         </w:rPr>
-        <w:t>(3 р.)</w:t>
-      </w:r>
-      <w:r>
-        <w:rPr>
-          <w:rFonts w:ascii="Times New Roman" w:hAnsi="Times New Roman"/>
-          <w:sz w:val="24"/>
-        </w:rPr>
-        <w:t xml:space="preserve"> Благослови́.</w:t>
-      </w:r>
-    </w:p>
-    <w:p>
-      <w:pPr>
-        <w:spacing w:after="120" w:line="20" w:lineRule="atLeast"/>
-        <w:jc w:val="both"/>
-        <w:rPr>
-          <w:rFonts w:ascii="Times New Roman" w:hAnsi="Times New Roman"/>
-          <w:sz w:val="24"/>
-          <w:szCs w:val="24"/>
-          <w:lang w:val="uk-UA"/>
-        </w:rPr>
-      </w:pPr>
-      <w:r>
-        <w:rPr>
-          <w:rFonts w:ascii="Times New Roman" w:hAnsi="Times New Roman"/>
-          <w:i/>
-          <w:color w:val="FF0000"/>
-          <w:sz w:val="24"/>
-          <w:szCs w:val="24"/>
-          <w:lang w:val="uk-UA"/>
-        </w:rPr>
-        <w:t>Священик:</w:t>
-      </w:r>
-      <w:r>
-        <w:rPr>
-          <w:rFonts w:ascii="Times New Roman" w:hAnsi="Times New Roman"/>
-          <w:color w:val="FF0000"/>
-          <w:sz w:val="24"/>
-          <w:szCs w:val="24"/>
-          <w:lang w:val="uk-UA"/>
-        </w:rPr>
-        <w:t xml:space="preserve"> </w:t>
-      </w:r>
-      <w:r>
-        <w:rPr>
-          <w:rFonts w:ascii="Times New Roman" w:hAnsi="Times New Roman"/>
-          <w:sz w:val="24"/>
-          <w:szCs w:val="24"/>
-          <w:lang w:val="uk-UA"/>
-        </w:rPr>
-        <w:t>Христос, істинний Бог наш, молитвами пречистої своєї Матері, святих, славних і всехвальних апостолів, і святого (</w:t>
-      </w:r>
-      <w:r>
-        <w:rPr>
-          <w:rFonts w:ascii="Times New Roman" w:hAnsi="Times New Roman"/>
-          <w:i/>
-          <w:color w:val="FF0000"/>
-          <w:sz w:val="24"/>
-          <w:szCs w:val="24"/>
-          <w:lang w:val="uk-UA"/>
-        </w:rPr>
-        <w:t>ім'я, якого є храм</w:t>
-      </w:r>
-      <w:r>
-        <w:rPr>
-          <w:rFonts w:ascii="Times New Roman" w:hAnsi="Times New Roman"/>
-          <w:sz w:val="24"/>
-          <w:szCs w:val="24"/>
-          <w:lang w:val="uk-UA"/>
-        </w:rPr>
-        <w:t>), і святої преподобномучениці Євгенії, і всіх святих, помилує і спасе нас, як благий і чоловіколюбець.</w:t>
+        <w:t>якого є храм</w:t>
+      </w:r>
+      <w:r>
+        <w:rPr>
+          <w:rFonts w:ascii="Times New Roman" w:hAnsi="Times New Roman"/>
+          <w:sz w:val="24"/>
+        </w:rPr>
+        <w:t>, і святої преподобномучениці Євгенії, і всіх святих - помилує і спасе нас як благий і людинолюбний.</w:t>
       </w:r>
     </w:p>
     <w:p>
@@ -38482,7 +37253,7 @@
         <w:rPr>
           <w:rFonts w:ascii="Times New Roman" w:hAnsi="Times New Roman"/>
           <w:i/>
-          <w:color w:val="FF4400"/>
+          <w:color w:val="FF0000"/>
           <w:sz w:val="24"/>
         </w:rPr>
         <w:t>Священник:</w:t>
@@ -38492,294 +37263,7 @@
           <w:rFonts w:ascii="Times New Roman" w:hAnsi="Times New Roman"/>
           <w:sz w:val="24"/>
         </w:rPr>
-        <w:t xml:space="preserve"> </w:t>
-      </w:r>
-      <w:r>
-        <w:rPr>
-          <w:rFonts w:ascii="Times New Roman" w:hAnsi="Times New Roman"/>
-          <w:sz w:val="24"/>
-        </w:rPr>
-        <w:t>Бо</w:t>
-      </w:r>
-      <w:r>
-        <w:rPr>
-          <w:rFonts w:ascii="Times New Roman" w:hAnsi="Times New Roman"/>
-          <w:sz w:val="24"/>
-        </w:rPr>
-        <w:t xml:space="preserve"> </w:t>
-      </w:r>
-      <w:r>
-        <w:rPr>
-          <w:rFonts w:ascii="Times New Roman" w:hAnsi="Times New Roman"/>
-          <w:sz w:val="24"/>
-        </w:rPr>
-        <w:t>Тобі</w:t>
-      </w:r>
-      <w:r>
-        <w:rPr>
-          <w:rFonts w:ascii="Times New Roman" w:hAnsi="Times New Roman"/>
-          <w:sz w:val="24"/>
-        </w:rPr>
-        <w:t xml:space="preserve"> </w:t>
-      </w:r>
-      <w:r>
-        <w:rPr>
-          <w:rFonts w:ascii="Times New Roman" w:hAnsi="Times New Roman"/>
-          <w:sz w:val="24"/>
-        </w:rPr>
-        <w:t>належить</w:t>
-      </w:r>
-      <w:r>
-        <w:rPr>
-          <w:rFonts w:ascii="Times New Roman" w:hAnsi="Times New Roman"/>
-          <w:sz w:val="24"/>
-        </w:rPr>
-        <w:t xml:space="preserve"> </w:t>
-      </w:r>
-      <w:r>
-        <w:rPr>
-          <w:rFonts w:ascii="Times New Roman" w:hAnsi="Times New Roman"/>
-          <w:sz w:val="24"/>
-        </w:rPr>
-        <w:t>усяка</w:t>
-      </w:r>
-      <w:r>
-        <w:rPr>
-          <w:rFonts w:ascii="Times New Roman" w:hAnsi="Times New Roman"/>
-          <w:sz w:val="24"/>
-        </w:rPr>
-        <w:t xml:space="preserve"> </w:t>
-      </w:r>
-      <w:r>
-        <w:rPr>
-          <w:rFonts w:ascii="Times New Roman" w:hAnsi="Times New Roman"/>
-          <w:sz w:val="24"/>
-        </w:rPr>
-        <w:t>слава,</w:t>
-      </w:r>
-      <w:r>
-        <w:rPr>
-          <w:rFonts w:ascii="Times New Roman" w:hAnsi="Times New Roman"/>
-          <w:sz w:val="24"/>
-        </w:rPr>
-        <w:t xml:space="preserve"> </w:t>
-      </w:r>
-      <w:r>
-        <w:rPr>
-          <w:rFonts w:ascii="Times New Roman" w:hAnsi="Times New Roman"/>
-          <w:sz w:val="24"/>
-        </w:rPr>
-        <w:t>честь</w:t>
-      </w:r>
-      <w:r>
-        <w:rPr>
-          <w:rFonts w:ascii="Times New Roman" w:hAnsi="Times New Roman"/>
-          <w:sz w:val="24"/>
-        </w:rPr>
-        <w:t xml:space="preserve"> </w:t>
-      </w:r>
-      <w:r>
-        <w:rPr>
-          <w:rFonts w:ascii="Times New Roman" w:hAnsi="Times New Roman"/>
-          <w:sz w:val="24"/>
-        </w:rPr>
-        <w:t>і</w:t>
-      </w:r>
-      <w:r>
-        <w:rPr>
-          <w:rFonts w:ascii="Times New Roman" w:hAnsi="Times New Roman"/>
-          <w:sz w:val="24"/>
-        </w:rPr>
-        <w:t xml:space="preserve"> </w:t>
-      </w:r>
-      <w:r>
-        <w:rPr>
-          <w:rFonts w:ascii="Times New Roman" w:hAnsi="Times New Roman"/>
-          <w:sz w:val="24"/>
-        </w:rPr>
-        <w:t>поклоніння,</w:t>
-      </w:r>
-      <w:r>
-        <w:rPr>
-          <w:rFonts w:ascii="Times New Roman" w:hAnsi="Times New Roman"/>
-          <w:sz w:val="24"/>
-        </w:rPr>
-        <w:t xml:space="preserve"> </w:t>
-      </w:r>
-      <w:r>
-        <w:rPr>
-          <w:rFonts w:ascii="Times New Roman" w:hAnsi="Times New Roman"/>
-          <w:sz w:val="24"/>
-        </w:rPr>
-        <w:t>Отцю,</w:t>
-      </w:r>
-      <w:r>
-        <w:rPr>
-          <w:rFonts w:ascii="Times New Roman" w:hAnsi="Times New Roman"/>
-          <w:sz w:val="24"/>
-        </w:rPr>
-        <w:t xml:space="preserve"> </w:t>
-      </w:r>
-      <w:r>
-        <w:rPr>
-          <w:rFonts w:ascii="Times New Roman" w:hAnsi="Times New Roman"/>
-          <w:sz w:val="24"/>
-        </w:rPr>
-        <w:t>і</w:t>
-      </w:r>
-      <w:r>
-        <w:rPr>
-          <w:rFonts w:ascii="Times New Roman" w:hAnsi="Times New Roman"/>
-          <w:sz w:val="24"/>
-        </w:rPr>
-        <w:t xml:space="preserve"> </w:t>
-      </w:r>
-      <w:r>
-        <w:rPr>
-          <w:rFonts w:ascii="Times New Roman" w:hAnsi="Times New Roman"/>
-          <w:sz w:val="24"/>
-        </w:rPr>
-        <w:t>Сину,</w:t>
-      </w:r>
-      <w:r>
-        <w:rPr>
-          <w:rFonts w:ascii="Times New Roman" w:hAnsi="Times New Roman"/>
-          <w:sz w:val="24"/>
-        </w:rPr>
-        <w:t xml:space="preserve"> </w:t>
-      </w:r>
-      <w:r>
-        <w:rPr>
-          <w:rFonts w:ascii="Times New Roman" w:hAnsi="Times New Roman"/>
-          <w:sz w:val="24"/>
-        </w:rPr>
-        <w:t>і</w:t>
-      </w:r>
-      <w:r>
-        <w:rPr>
-          <w:rFonts w:ascii="Times New Roman" w:hAnsi="Times New Roman"/>
-          <w:sz w:val="24"/>
-        </w:rPr>
-        <w:t xml:space="preserve"> </w:t>
-      </w:r>
-      <w:r>
-        <w:rPr>
-          <w:rFonts w:ascii="Times New Roman" w:hAnsi="Times New Roman"/>
-          <w:sz w:val="24"/>
-        </w:rPr>
-        <w:t>Святому</w:t>
-      </w:r>
-      <w:r>
-        <w:rPr>
-          <w:rFonts w:ascii="Times New Roman" w:hAnsi="Times New Roman"/>
-          <w:sz w:val="24"/>
-        </w:rPr>
-        <w:t xml:space="preserve"> </w:t>
-      </w:r>
-      <w:r>
-        <w:rPr>
-          <w:rFonts w:ascii="Times New Roman" w:hAnsi="Times New Roman"/>
-          <w:sz w:val="24"/>
-        </w:rPr>
-        <w:t>Духові,</w:t>
-      </w:r>
-      <w:r>
-        <w:rPr>
-          <w:rFonts w:ascii="Times New Roman" w:hAnsi="Times New Roman"/>
-          <w:sz w:val="24"/>
-        </w:rPr>
-        <w:t xml:space="preserve"> </w:t>
-      </w:r>
-      <w:r>
-        <w:rPr>
-          <w:rFonts w:ascii="Times New Roman" w:hAnsi="Times New Roman"/>
-          <w:sz w:val="24"/>
-        </w:rPr>
-        <w:t>нині,</w:t>
-      </w:r>
-      <w:r>
-        <w:rPr>
-          <w:rFonts w:ascii="Times New Roman" w:hAnsi="Times New Roman"/>
-          <w:sz w:val="24"/>
-        </w:rPr>
-        <w:t xml:space="preserve"> </w:t>
-      </w:r>
-      <w:r>
-        <w:rPr>
-          <w:rFonts w:ascii="Times New Roman" w:hAnsi="Times New Roman"/>
-          <w:sz w:val="24"/>
-        </w:rPr>
-        <w:t>і</w:t>
-      </w:r>
-      <w:r>
-        <w:rPr>
-          <w:rFonts w:ascii="Times New Roman" w:hAnsi="Times New Roman"/>
-          <w:sz w:val="24"/>
-        </w:rPr>
-        <w:t xml:space="preserve"> </w:t>
-      </w:r>
-      <w:r>
-        <w:rPr>
-          <w:rFonts w:ascii="Times New Roman" w:hAnsi="Times New Roman"/>
-          <w:sz w:val="24"/>
-        </w:rPr>
-        <w:t>повсякчас,</w:t>
-      </w:r>
-      <w:r>
-        <w:rPr>
-          <w:rFonts w:ascii="Times New Roman" w:hAnsi="Times New Roman"/>
-          <w:sz w:val="24"/>
-        </w:rPr>
-        <w:t xml:space="preserve"> </w:t>
-      </w:r>
-      <w:r>
-        <w:rPr>
-          <w:rFonts w:ascii="Times New Roman" w:hAnsi="Times New Roman"/>
-          <w:sz w:val="24"/>
-        </w:rPr>
-        <w:t>і</w:t>
-      </w:r>
-      <w:r>
-        <w:rPr>
-          <w:rFonts w:ascii="Times New Roman" w:hAnsi="Times New Roman"/>
-          <w:sz w:val="24"/>
-        </w:rPr>
-        <w:t xml:space="preserve"> </w:t>
-      </w:r>
-      <w:r>
-        <w:rPr>
-          <w:rFonts w:ascii="Times New Roman" w:hAnsi="Times New Roman"/>
-          <w:sz w:val="24"/>
-        </w:rPr>
-        <w:t>на</w:t>
-      </w:r>
-      <w:r>
-        <w:rPr>
-          <w:rFonts w:ascii="Times New Roman" w:hAnsi="Times New Roman"/>
-          <w:sz w:val="24"/>
-        </w:rPr>
-        <w:t xml:space="preserve"> </w:t>
-      </w:r>
-      <w:r>
-        <w:rPr>
-          <w:rFonts w:ascii="Times New Roman" w:hAnsi="Times New Roman"/>
-          <w:sz w:val="24"/>
-        </w:rPr>
-        <w:t>віки</w:t>
-      </w:r>
-      <w:r>
-        <w:rPr>
-          <w:rFonts w:ascii="Times New Roman" w:hAnsi="Times New Roman"/>
-          <w:sz w:val="24"/>
-        </w:rPr>
-        <w:t xml:space="preserve"> </w:t>
-      </w:r>
-      <w:r>
-        <w:rPr>
-          <w:rFonts w:ascii="Times New Roman" w:hAnsi="Times New Roman"/>
-          <w:sz w:val="24"/>
-        </w:rPr>
-        <w:t>віків.</w:t>
+        <w:t xml:space="preserve"> Бо Тобі належить усяка слава, честь і поклоніння, Отцю, і Сину, і Святому Духові, нині, і повсякчас, і на віки віків.</w:t>
       </w:r>
     </w:p>
     <w:p>
@@ -40357,7 +38841,7 @@
         <w:rPr>
           <w:rFonts w:ascii="Times New Roman" w:hAnsi="Times New Roman"/>
           <w:i/>
-          <w:color w:val="FF4400"/>
+          <w:color w:val="FF0000"/>
           <w:sz w:val="24"/>
         </w:rPr>
         <w:t>Священник:</w:t>
@@ -40365,402 +38849,9 @@
       <w:r>
         <w:rPr>
           <w:rFonts w:ascii="Times New Roman" w:hAnsi="Times New Roman"/>
-          <w:color w:val="000000"/>
-          <w:sz w:val="24"/>
-        </w:rPr>
-        <w:t xml:space="preserve"> </w:t>
-      </w:r>
-      <w:r>
-        <w:rPr>
-          <w:rFonts w:ascii="Times New Roman" w:hAnsi="Times New Roman"/>
-          <w:color w:val="000000"/>
-          <w:sz w:val="24"/>
-        </w:rPr>
-        <w:t>Бо</w:t>
-      </w:r>
-      <w:r>
-        <w:rPr>
-          <w:rFonts w:ascii="Times New Roman" w:hAnsi="Times New Roman"/>
-          <w:color w:val="000000"/>
-          <w:sz w:val="24"/>
-        </w:rPr>
-        <w:t xml:space="preserve"> </w:t>
-      </w:r>
-      <w:r>
-        <w:rPr>
-          <w:rFonts w:ascii="Times New Roman" w:hAnsi="Times New Roman"/>
-          <w:color w:val="000000"/>
-          <w:sz w:val="24"/>
-        </w:rPr>
-        <w:t>Твоя</w:t>
-      </w:r>
-      <w:r>
-        <w:rPr>
-          <w:rFonts w:ascii="Times New Roman" w:hAnsi="Times New Roman"/>
-          <w:color w:val="000000"/>
-          <w:sz w:val="24"/>
-        </w:rPr>
-        <w:t xml:space="preserve"> </w:t>
-      </w:r>
-      <w:r>
-        <w:rPr>
-          <w:rFonts w:ascii="Times New Roman" w:hAnsi="Times New Roman"/>
-          <w:color w:val="000000"/>
-          <w:sz w:val="24"/>
-        </w:rPr>
-        <w:t>є</w:t>
-      </w:r>
-      <w:r>
-        <w:rPr>
-          <w:rFonts w:ascii="Times New Roman" w:hAnsi="Times New Roman"/>
-          <w:color w:val="000000"/>
-          <w:sz w:val="24"/>
-        </w:rPr>
-        <w:t xml:space="preserve"> </w:t>
-      </w:r>
-      <w:r>
-        <w:rPr>
-          <w:rFonts w:ascii="Times New Roman" w:hAnsi="Times New Roman"/>
-          <w:color w:val="000000"/>
-          <w:sz w:val="24"/>
-        </w:rPr>
-        <w:t>влада</w:t>
-      </w:r>
-      <w:r>
-        <w:rPr>
-          <w:rFonts w:ascii="Times New Roman" w:hAnsi="Times New Roman"/>
-          <w:color w:val="000000"/>
-          <w:sz w:val="24"/>
-        </w:rPr>
-        <w:t xml:space="preserve"> </w:t>
-      </w:r>
-      <w:r>
-        <w:rPr>
-          <w:rFonts w:ascii="Times New Roman" w:hAnsi="Times New Roman"/>
-          <w:color w:val="000000"/>
-          <w:sz w:val="24"/>
-        </w:rPr>
-        <w:t>і</w:t>
-      </w:r>
-      <w:r>
-        <w:rPr>
-          <w:rFonts w:ascii="Times New Roman" w:hAnsi="Times New Roman"/>
-          <w:color w:val="000000"/>
-          <w:sz w:val="24"/>
-        </w:rPr>
-        <w:t xml:space="preserve"> </w:t>
-      </w:r>
-      <w:r>
-        <w:rPr>
-          <w:rFonts w:ascii="Times New Roman" w:hAnsi="Times New Roman"/>
-          <w:color w:val="000000"/>
-          <w:sz w:val="24"/>
-        </w:rPr>
-        <w:t>Твоє</w:t>
-      </w:r>
-      <w:r>
-        <w:rPr>
-          <w:rFonts w:ascii="Times New Roman" w:hAnsi="Times New Roman"/>
-          <w:color w:val="000000"/>
-          <w:sz w:val="24"/>
-        </w:rPr>
-        <w:t xml:space="preserve"> </w:t>
-      </w:r>
-      <w:r>
-        <w:rPr>
-          <w:rFonts w:ascii="Times New Roman" w:hAnsi="Times New Roman"/>
-          <w:color w:val="000000"/>
-          <w:sz w:val="24"/>
-        </w:rPr>
-        <w:t>є</w:t>
-      </w:r>
-      <w:r>
-        <w:rPr>
-          <w:rFonts w:ascii="Times New Roman" w:hAnsi="Times New Roman"/>
-          <w:color w:val="000000"/>
-          <w:sz w:val="24"/>
-        </w:rPr>
-        <w:t xml:space="preserve"> </w:t>
-      </w:r>
-      <w:r>
-        <w:rPr>
-          <w:rFonts w:ascii="Times New Roman" w:hAnsi="Times New Roman"/>
-          <w:color w:val="000000"/>
-          <w:sz w:val="24"/>
-        </w:rPr>
-        <w:t>царство,</w:t>
-      </w:r>
-      <w:r>
-        <w:rPr>
-          <w:rFonts w:ascii="Times New Roman" w:hAnsi="Times New Roman"/>
-          <w:color w:val="000000"/>
-          <w:sz w:val="24"/>
-        </w:rPr>
-        <w:t xml:space="preserve"> </w:t>
-      </w:r>
-      <w:r>
-        <w:rPr>
-          <w:rFonts w:ascii="Times New Roman" w:hAnsi="Times New Roman"/>
-          <w:color w:val="000000"/>
-          <w:sz w:val="24"/>
-        </w:rPr>
-        <w:t>і</w:t>
-      </w:r>
-      <w:r>
-        <w:rPr>
-          <w:rFonts w:ascii="Times New Roman" w:hAnsi="Times New Roman"/>
-          <w:color w:val="000000"/>
-          <w:sz w:val="24"/>
-        </w:rPr>
-        <w:t xml:space="preserve"> </w:t>
-      </w:r>
-      <w:r>
-        <w:rPr>
-          <w:rFonts w:ascii="Times New Roman" w:hAnsi="Times New Roman"/>
-          <w:color w:val="000000"/>
-          <w:sz w:val="24"/>
-        </w:rPr>
-        <w:t>сила,</w:t>
-      </w:r>
-      <w:r>
-        <w:rPr>
-          <w:rFonts w:ascii="Times New Roman" w:hAnsi="Times New Roman"/>
-          <w:color w:val="000000"/>
-          <w:sz w:val="24"/>
-        </w:rPr>
-        <w:t xml:space="preserve"> </w:t>
-      </w:r>
-      <w:r>
-        <w:rPr>
-          <w:rFonts w:ascii="Times New Roman" w:hAnsi="Times New Roman"/>
-          <w:color w:val="000000"/>
-          <w:sz w:val="24"/>
-        </w:rPr>
-        <w:t>і</w:t>
-      </w:r>
-      <w:r>
-        <w:rPr>
-          <w:rFonts w:ascii="Times New Roman" w:hAnsi="Times New Roman"/>
-          <w:color w:val="000000"/>
-          <w:sz w:val="24"/>
-        </w:rPr>
-        <w:t xml:space="preserve"> </w:t>
-      </w:r>
-      <w:r>
-        <w:rPr>
-          <w:rFonts w:ascii="Times New Roman" w:hAnsi="Times New Roman"/>
-          <w:color w:val="000000"/>
-          <w:sz w:val="24"/>
-        </w:rPr>
-        <w:t>слава,</w:t>
-      </w:r>
-      <w:r>
-        <w:rPr>
-          <w:rFonts w:ascii="Times New Roman" w:hAnsi="Times New Roman"/>
-          <w:color w:val="000000"/>
-          <w:sz w:val="24"/>
-        </w:rPr>
-        <w:t xml:space="preserve"> </w:t>
-      </w:r>
-      <w:r>
-        <w:rPr>
-          <w:rFonts w:ascii="Times New Roman" w:hAnsi="Times New Roman"/>
-          <w:color w:val="000000"/>
-          <w:sz w:val="24"/>
-        </w:rPr>
-        <w:t>Отця,</w:t>
-      </w:r>
-      <w:r>
-        <w:rPr>
-          <w:rFonts w:ascii="Times New Roman" w:hAnsi="Times New Roman"/>
-          <w:color w:val="000000"/>
-          <w:sz w:val="24"/>
-        </w:rPr>
-        <w:t xml:space="preserve"> </w:t>
-      </w:r>
-      <w:r>
-        <w:rPr>
-          <w:rFonts w:ascii="Times New Roman" w:hAnsi="Times New Roman"/>
-          <w:color w:val="000000"/>
-          <w:sz w:val="24"/>
-        </w:rPr>
-        <w:t>і</w:t>
-      </w:r>
-      <w:r>
-        <w:rPr>
-          <w:rFonts w:ascii="Times New Roman" w:hAnsi="Times New Roman"/>
-          <w:color w:val="000000"/>
-          <w:sz w:val="24"/>
-        </w:rPr>
-        <w:t xml:space="preserve"> </w:t>
-      </w:r>
-      <w:r>
-        <w:rPr>
-          <w:rFonts w:ascii="Times New Roman" w:hAnsi="Times New Roman"/>
-          <w:color w:val="000000"/>
-          <w:sz w:val="24"/>
-        </w:rPr>
-        <w:t>Сина,</w:t>
-      </w:r>
-      <w:r>
-        <w:rPr>
-          <w:rFonts w:ascii="Times New Roman" w:hAnsi="Times New Roman"/>
-          <w:color w:val="000000"/>
-          <w:sz w:val="24"/>
-        </w:rPr>
-        <w:t xml:space="preserve"> </w:t>
-      </w:r>
-      <w:r>
-        <w:rPr>
-          <w:rFonts w:ascii="Times New Roman" w:hAnsi="Times New Roman"/>
-          <w:color w:val="000000"/>
-          <w:sz w:val="24"/>
-        </w:rPr>
-        <w:t>і</w:t>
-      </w:r>
-      <w:r>
-        <w:rPr>
-          <w:rFonts w:ascii="Times New Roman" w:hAnsi="Times New Roman"/>
-          <w:color w:val="000000"/>
-          <w:sz w:val="24"/>
-        </w:rPr>
-        <w:t xml:space="preserve"> </w:t>
-      </w:r>
-      <w:r>
-        <w:rPr>
-          <w:rFonts w:ascii="Times New Roman" w:hAnsi="Times New Roman"/>
-          <w:color w:val="000000"/>
-          <w:sz w:val="24"/>
-        </w:rPr>
-        <w:t>Святого</w:t>
-      </w:r>
-      <w:r>
-        <w:rPr>
-          <w:rFonts w:ascii="Times New Roman" w:hAnsi="Times New Roman"/>
-          <w:color w:val="000000"/>
-          <w:sz w:val="24"/>
-        </w:rPr>
-        <w:t xml:space="preserve"> </w:t>
-      </w:r>
-      <w:r>
-        <w:rPr>
-          <w:rFonts w:ascii="Times New Roman" w:hAnsi="Times New Roman"/>
-          <w:color w:val="000000"/>
-          <w:sz w:val="24"/>
-        </w:rPr>
-        <w:t>Духа,</w:t>
-      </w:r>
-      <w:r>
-        <w:rPr>
-          <w:rFonts w:ascii="Times New Roman" w:hAnsi="Times New Roman"/>
-          <w:color w:val="000000"/>
-          <w:sz w:val="24"/>
-        </w:rPr>
-        <w:t xml:space="preserve"> </w:t>
-      </w:r>
-      <w:r>
-        <w:rPr>
-          <w:rFonts w:ascii="Times New Roman" w:hAnsi="Times New Roman"/>
-          <w:color w:val="000000"/>
-          <w:sz w:val="24"/>
-        </w:rPr>
-        <w:t>нині,</w:t>
-      </w:r>
-      <w:r>
-        <w:rPr>
-          <w:rFonts w:ascii="Times New Roman" w:hAnsi="Times New Roman"/>
-          <w:color w:val="000000"/>
-          <w:sz w:val="24"/>
-        </w:rPr>
-        <w:t xml:space="preserve"> </w:t>
-      </w:r>
-      <w:r>
-        <w:rPr>
-          <w:rFonts w:ascii="Times New Roman" w:hAnsi="Times New Roman"/>
-          <w:color w:val="000000"/>
-          <w:sz w:val="24"/>
-        </w:rPr>
-        <w:t>і</w:t>
-      </w:r>
-      <w:r>
-        <w:rPr>
-          <w:rFonts w:ascii="Times New Roman" w:hAnsi="Times New Roman"/>
-          <w:color w:val="000000"/>
-          <w:sz w:val="24"/>
-        </w:rPr>
-        <w:t xml:space="preserve"> </w:t>
-      </w:r>
-      <w:r>
-        <w:rPr>
-          <w:rFonts w:ascii="Times New Roman" w:hAnsi="Times New Roman"/>
-          <w:color w:val="000000"/>
-          <w:sz w:val="24"/>
-        </w:rPr>
-        <w:t>повсякчас,</w:t>
-      </w:r>
-      <w:r>
-        <w:rPr>
-          <w:rFonts w:ascii="Times New Roman" w:hAnsi="Times New Roman"/>
-          <w:color w:val="000000"/>
-          <w:sz w:val="24"/>
-        </w:rPr>
-        <w:t xml:space="preserve"> </w:t>
-      </w:r>
-      <w:r>
-        <w:rPr>
-          <w:rFonts w:ascii="Times New Roman" w:hAnsi="Times New Roman"/>
-          <w:color w:val="000000"/>
-          <w:sz w:val="24"/>
-        </w:rPr>
-        <w:t>і</w:t>
-      </w:r>
-      <w:r>
-        <w:rPr>
-          <w:rFonts w:ascii="Times New Roman" w:hAnsi="Times New Roman"/>
-          <w:color w:val="000000"/>
-          <w:sz w:val="24"/>
-        </w:rPr>
-        <w:t xml:space="preserve"> </w:t>
-      </w:r>
-      <w:r>
-        <w:rPr>
-          <w:rFonts w:ascii="Times New Roman" w:hAnsi="Times New Roman"/>
-          <w:color w:val="000000"/>
-          <w:sz w:val="24"/>
-        </w:rPr>
-        <w:t>на</w:t>
-      </w:r>
-      <w:r>
-        <w:rPr>
-          <w:rFonts w:ascii="Times New Roman" w:hAnsi="Times New Roman"/>
-          <w:color w:val="000000"/>
-          <w:sz w:val="24"/>
-        </w:rPr>
-        <w:t xml:space="preserve"> </w:t>
-      </w:r>
-      <w:r>
-        <w:rPr>
-          <w:rFonts w:ascii="Times New Roman" w:hAnsi="Times New Roman"/>
-          <w:color w:val="000000"/>
-          <w:sz w:val="24"/>
-        </w:rPr>
-        <w:t>віки</w:t>
-      </w:r>
-      <w:r>
-        <w:rPr>
-          <w:rFonts w:ascii="Times New Roman" w:hAnsi="Times New Roman"/>
-          <w:color w:val="000000"/>
-          <w:sz w:val="24"/>
-        </w:rPr>
-        <w:t xml:space="preserve"> </w:t>
-      </w:r>
-      <w:r>
-        <w:rPr>
-          <w:rFonts w:ascii="Times New Roman" w:hAnsi="Times New Roman"/>
-          <w:color w:val="000000"/>
-          <w:sz w:val="24"/>
-        </w:rPr>
-        <w:t>віків.</w:t>
+          <w:sz w:val="24"/>
+        </w:rPr>
+        <w:t xml:space="preserve"> Бо Твоя є влада і Твоє є царство, і сила, і слава, Отця, і Сина, і Святого Духа, нині, і повсякчас, і на віки віків.</w:t>
       </w:r>
     </w:p>
     <w:p>
@@ -41805,7 +39896,7 @@
         <w:rPr>
           <w:rFonts w:ascii="Times New Roman" w:hAnsi="Times New Roman"/>
           <w:i/>
-          <w:color w:val="FF4400"/>
+          <w:color w:val="FF0000"/>
           <w:sz w:val="24"/>
         </w:rPr>
         <w:t>Священник:</w:t>
@@ -41813,386 +39904,9 @@
       <w:r>
         <w:rPr>
           <w:rFonts w:ascii="Times New Roman" w:hAnsi="Times New Roman"/>
-          <w:color w:val="000000"/>
-          <w:sz w:val="24"/>
-        </w:rPr>
-        <w:t xml:space="preserve"> </w:t>
-      </w:r>
-      <w:r>
-        <w:rPr>
-          <w:rFonts w:ascii="Times New Roman" w:hAnsi="Times New Roman"/>
-          <w:color w:val="000000"/>
-          <w:sz w:val="24"/>
-        </w:rPr>
-        <w:t>Бо</w:t>
-      </w:r>
-      <w:r>
-        <w:rPr>
-          <w:rFonts w:ascii="Times New Roman" w:hAnsi="Times New Roman"/>
-          <w:color w:val="000000"/>
-          <w:sz w:val="24"/>
-        </w:rPr>
-        <w:t xml:space="preserve"> </w:t>
-      </w:r>
-      <w:r>
-        <w:rPr>
-          <w:rFonts w:ascii="Times New Roman" w:hAnsi="Times New Roman"/>
-          <w:color w:val="000000"/>
-          <w:sz w:val="24"/>
-        </w:rPr>
-        <w:t>Ти</w:t>
-      </w:r>
-      <w:r>
-        <w:rPr>
-          <w:rFonts w:ascii="Times New Roman" w:hAnsi="Times New Roman"/>
-          <w:color w:val="000000"/>
-          <w:sz w:val="24"/>
-        </w:rPr>
-        <w:t xml:space="preserve"> </w:t>
-      </w:r>
-      <w:r>
-        <w:rPr>
-          <w:rFonts w:ascii="Times New Roman" w:hAnsi="Times New Roman"/>
-          <w:color w:val="000000"/>
-          <w:sz w:val="24"/>
-        </w:rPr>
-        <w:t>благий</w:t>
-      </w:r>
-      <w:r>
-        <w:rPr>
-          <w:rFonts w:ascii="Times New Roman" w:hAnsi="Times New Roman"/>
-          <w:color w:val="000000"/>
-          <w:sz w:val="24"/>
-        </w:rPr>
-        <w:t xml:space="preserve"> </w:t>
-      </w:r>
-      <w:r>
-        <w:rPr>
-          <w:rFonts w:ascii="Times New Roman" w:hAnsi="Times New Roman"/>
-          <w:color w:val="000000"/>
-          <w:sz w:val="24"/>
-        </w:rPr>
-        <w:t>і</w:t>
-      </w:r>
-      <w:r>
-        <w:rPr>
-          <w:rFonts w:ascii="Times New Roman" w:hAnsi="Times New Roman"/>
-          <w:color w:val="000000"/>
-          <w:sz w:val="24"/>
-        </w:rPr>
-        <w:t xml:space="preserve"> </w:t>
-      </w:r>
-      <w:r>
-        <w:rPr>
-          <w:rFonts w:ascii="Times New Roman" w:hAnsi="Times New Roman"/>
-          <w:color w:val="000000"/>
-          <w:sz w:val="24"/>
-        </w:rPr>
-        <w:t>людинолюбний</w:t>
-      </w:r>
-      <w:r>
-        <w:rPr>
-          <w:rFonts w:ascii="Times New Roman" w:hAnsi="Times New Roman"/>
-          <w:color w:val="000000"/>
-          <w:sz w:val="24"/>
-        </w:rPr>
-        <w:t xml:space="preserve"> </w:t>
-      </w:r>
-      <w:r>
-        <w:rPr>
-          <w:rFonts w:ascii="Times New Roman" w:hAnsi="Times New Roman"/>
-          <w:color w:val="000000"/>
-          <w:sz w:val="24"/>
-        </w:rPr>
-        <w:t>Бог</w:t>
-      </w:r>
-      <w:r>
-        <w:rPr>
-          <w:rFonts w:ascii="Times New Roman" w:hAnsi="Times New Roman"/>
-          <w:color w:val="000000"/>
-          <w:sz w:val="24"/>
-        </w:rPr>
-        <w:t xml:space="preserve"> </w:t>
-      </w:r>
-      <w:r>
-        <w:rPr>
-          <w:rFonts w:ascii="Times New Roman" w:hAnsi="Times New Roman"/>
-          <w:color w:val="000000"/>
-          <w:sz w:val="24"/>
-        </w:rPr>
-        <w:t>–</w:t>
-      </w:r>
-      <w:r>
-        <w:rPr>
-          <w:rFonts w:ascii="Times New Roman" w:hAnsi="Times New Roman"/>
-          <w:color w:val="000000"/>
-          <w:sz w:val="24"/>
-        </w:rPr>
-        <w:t xml:space="preserve"> </w:t>
-      </w:r>
-      <w:r>
-        <w:rPr>
-          <w:rFonts w:ascii="Times New Roman" w:hAnsi="Times New Roman"/>
-          <w:color w:val="000000"/>
-          <w:sz w:val="24"/>
-        </w:rPr>
-        <w:t>і</w:t>
-      </w:r>
-      <w:r>
-        <w:rPr>
-          <w:rFonts w:ascii="Times New Roman" w:hAnsi="Times New Roman"/>
-          <w:color w:val="000000"/>
-          <w:sz w:val="24"/>
-        </w:rPr>
-        <w:t xml:space="preserve"> </w:t>
-      </w:r>
-      <w:r>
-        <w:rPr>
-          <w:rFonts w:ascii="Times New Roman" w:hAnsi="Times New Roman"/>
-          <w:color w:val="000000"/>
-          <w:sz w:val="24"/>
-        </w:rPr>
-        <w:t>Тобі</w:t>
-      </w:r>
-      <w:r>
-        <w:rPr>
-          <w:rFonts w:ascii="Times New Roman" w:hAnsi="Times New Roman"/>
-          <w:color w:val="000000"/>
-          <w:sz w:val="24"/>
-        </w:rPr>
-        <w:t xml:space="preserve"> </w:t>
-      </w:r>
-      <w:r>
-        <w:rPr>
-          <w:rFonts w:ascii="Times New Roman" w:hAnsi="Times New Roman"/>
-          <w:color w:val="000000"/>
-          <w:sz w:val="24"/>
-        </w:rPr>
-        <w:t>славу</w:t>
-      </w:r>
-      <w:r>
-        <w:rPr>
-          <w:rFonts w:ascii="Times New Roman" w:hAnsi="Times New Roman"/>
-          <w:color w:val="000000"/>
-          <w:sz w:val="24"/>
-        </w:rPr>
-        <w:t xml:space="preserve"> </w:t>
-      </w:r>
-      <w:r>
-        <w:rPr>
-          <w:rFonts w:ascii="Times New Roman" w:hAnsi="Times New Roman"/>
-          <w:color w:val="000000"/>
-          <w:sz w:val="24"/>
-        </w:rPr>
-        <w:t>возсилаємо,</w:t>
-      </w:r>
-      <w:r>
-        <w:rPr>
-          <w:rFonts w:ascii="Times New Roman" w:hAnsi="Times New Roman"/>
-          <w:color w:val="000000"/>
-          <w:sz w:val="24"/>
-        </w:rPr>
-        <w:t xml:space="preserve"> </w:t>
-      </w:r>
-      <w:r>
-        <w:rPr>
-          <w:rFonts w:ascii="Times New Roman" w:hAnsi="Times New Roman"/>
-          <w:color w:val="000000"/>
-          <w:sz w:val="24"/>
-        </w:rPr>
-        <w:t>Отцю,</w:t>
-      </w:r>
-      <w:r>
-        <w:rPr>
-          <w:rFonts w:ascii="Times New Roman" w:hAnsi="Times New Roman"/>
-          <w:color w:val="000000"/>
-          <w:sz w:val="24"/>
-        </w:rPr>
-        <w:t xml:space="preserve"> </w:t>
-      </w:r>
-      <w:r>
-        <w:rPr>
-          <w:rFonts w:ascii="Times New Roman" w:hAnsi="Times New Roman"/>
-          <w:color w:val="000000"/>
-          <w:sz w:val="24"/>
-        </w:rPr>
-        <w:t>і</w:t>
-      </w:r>
-      <w:r>
-        <w:rPr>
-          <w:rFonts w:ascii="Times New Roman" w:hAnsi="Times New Roman"/>
-          <w:color w:val="000000"/>
-          <w:sz w:val="24"/>
-        </w:rPr>
-        <w:t xml:space="preserve"> </w:t>
-      </w:r>
-      <w:r>
-        <w:rPr>
-          <w:rFonts w:ascii="Times New Roman" w:hAnsi="Times New Roman"/>
-          <w:color w:val="000000"/>
-          <w:sz w:val="24"/>
-        </w:rPr>
-        <w:t>Сину,</w:t>
-      </w:r>
-      <w:r>
-        <w:rPr>
-          <w:rFonts w:ascii="Times New Roman" w:hAnsi="Times New Roman"/>
-          <w:color w:val="000000"/>
-          <w:sz w:val="24"/>
-        </w:rPr>
-        <w:t xml:space="preserve"> </w:t>
-      </w:r>
-      <w:r>
-        <w:rPr>
-          <w:rFonts w:ascii="Times New Roman" w:hAnsi="Times New Roman"/>
-          <w:color w:val="000000"/>
-          <w:sz w:val="24"/>
-        </w:rPr>
-        <w:t>і</w:t>
-      </w:r>
-      <w:r>
-        <w:rPr>
-          <w:rFonts w:ascii="Times New Roman" w:hAnsi="Times New Roman"/>
-          <w:color w:val="000000"/>
-          <w:sz w:val="24"/>
-        </w:rPr>
-        <w:t xml:space="preserve"> </w:t>
-      </w:r>
-      <w:r>
-        <w:rPr>
-          <w:rFonts w:ascii="Times New Roman" w:hAnsi="Times New Roman"/>
-          <w:color w:val="000000"/>
-          <w:sz w:val="24"/>
-        </w:rPr>
-        <w:t>Святому</w:t>
-      </w:r>
-      <w:r>
-        <w:rPr>
-          <w:rFonts w:ascii="Times New Roman" w:hAnsi="Times New Roman"/>
-          <w:color w:val="000000"/>
-          <w:sz w:val="24"/>
-        </w:rPr>
-        <w:t xml:space="preserve"> </w:t>
-      </w:r>
-      <w:r>
-        <w:rPr>
-          <w:rFonts w:ascii="Times New Roman" w:hAnsi="Times New Roman"/>
-          <w:color w:val="000000"/>
-          <w:sz w:val="24"/>
-        </w:rPr>
-        <w:t>Духові,</w:t>
-      </w:r>
-      <w:r>
-        <w:rPr>
-          <w:rFonts w:ascii="Times New Roman" w:hAnsi="Times New Roman"/>
-          <w:color w:val="000000"/>
-          <w:sz w:val="24"/>
-        </w:rPr>
-        <w:t xml:space="preserve"> </w:t>
-      </w:r>
-      <w:r>
-        <w:rPr>
-          <w:rFonts w:ascii="Times New Roman" w:hAnsi="Times New Roman"/>
-          <w:color w:val="000000"/>
-          <w:sz w:val="24"/>
-        </w:rPr>
-        <w:t>нині,</w:t>
-      </w:r>
-      <w:r>
-        <w:rPr>
-          <w:rFonts w:ascii="Times New Roman" w:hAnsi="Times New Roman"/>
-          <w:color w:val="000000"/>
-          <w:sz w:val="24"/>
-        </w:rPr>
-        <w:t xml:space="preserve"> </w:t>
-      </w:r>
-      <w:r>
-        <w:rPr>
-          <w:rFonts w:ascii="Times New Roman" w:hAnsi="Times New Roman"/>
-          <w:color w:val="000000"/>
-          <w:sz w:val="24"/>
-        </w:rPr>
-        <w:t>і</w:t>
-      </w:r>
-      <w:r>
-        <w:rPr>
-          <w:rFonts w:ascii="Times New Roman" w:hAnsi="Times New Roman"/>
-          <w:color w:val="000000"/>
-          <w:sz w:val="24"/>
-        </w:rPr>
-        <w:t xml:space="preserve"> </w:t>
-      </w:r>
-      <w:r>
-        <w:rPr>
-          <w:rFonts w:ascii="Times New Roman" w:hAnsi="Times New Roman"/>
-          <w:color w:val="000000"/>
-          <w:sz w:val="24"/>
-        </w:rPr>
-        <w:t>повсякчас,</w:t>
-      </w:r>
-      <w:r>
-        <w:rPr>
-          <w:rFonts w:ascii="Times New Roman" w:hAnsi="Times New Roman"/>
-          <w:color w:val="000000"/>
-          <w:sz w:val="24"/>
-        </w:rPr>
-        <w:t xml:space="preserve"> </w:t>
-      </w:r>
-      <w:r>
-        <w:rPr>
-          <w:rFonts w:ascii="Times New Roman" w:hAnsi="Times New Roman"/>
-          <w:color w:val="000000"/>
-          <w:sz w:val="24"/>
-        </w:rPr>
-        <w:t>і</w:t>
-      </w:r>
-      <w:r>
-        <w:rPr>
-          <w:rFonts w:ascii="Times New Roman" w:hAnsi="Times New Roman"/>
-          <w:color w:val="000000"/>
-          <w:sz w:val="24"/>
-        </w:rPr>
-        <w:t xml:space="preserve"> </w:t>
-      </w:r>
-      <w:r>
-        <w:rPr>
-          <w:rFonts w:ascii="Times New Roman" w:hAnsi="Times New Roman"/>
-          <w:color w:val="000000"/>
-          <w:sz w:val="24"/>
-        </w:rPr>
-        <w:t>на</w:t>
-      </w:r>
-      <w:r>
-        <w:rPr>
-          <w:rFonts w:ascii="Times New Roman" w:hAnsi="Times New Roman"/>
-          <w:color w:val="000000"/>
-          <w:sz w:val="24"/>
-        </w:rPr>
-        <w:t xml:space="preserve"> </w:t>
-      </w:r>
-      <w:r>
-        <w:rPr>
-          <w:rFonts w:ascii="Times New Roman" w:hAnsi="Times New Roman"/>
-          <w:color w:val="000000"/>
-          <w:sz w:val="24"/>
-        </w:rPr>
-        <w:t>віки</w:t>
-      </w:r>
-      <w:r>
-        <w:rPr>
-          <w:rFonts w:ascii="Times New Roman" w:hAnsi="Times New Roman"/>
-          <w:color w:val="000000"/>
-          <w:sz w:val="24"/>
-        </w:rPr>
-        <w:t xml:space="preserve"> </w:t>
-      </w:r>
-      <w:r>
-        <w:rPr>
-          <w:rFonts w:ascii="Times New Roman" w:hAnsi="Times New Roman"/>
-          <w:color w:val="000000"/>
-          <w:sz w:val="24"/>
-        </w:rPr>
-        <w:t>віків.</w:t>
+          <w:sz w:val="24"/>
+        </w:rPr>
+        <w:t xml:space="preserve"> Бо Ти благий і людинолюбний Бог – і Тобі славу возсилаємо, Отцю, і Сину, і Святому Духові, нині, і повсякчас, і на віки віків.</w:t>
       </w:r>
     </w:p>
     <w:p>
@@ -44114,332 +41828,9 @@
       <w:r>
         <w:rPr>
           <w:rFonts w:ascii="Times New Roman" w:hAnsi="Times New Roman"/>
-          <w:i/>
-          <w:color w:val="FF0000"/>
-          <w:sz w:val="24"/>
-        </w:rPr>
-        <w:t xml:space="preserve"> </w:t>
-      </w:r>
-      <w:r>
-        <w:rPr>
-          <w:rFonts w:ascii="Times New Roman" w:hAnsi="Times New Roman"/>
-          <w:color w:val="000000"/>
-          <w:sz w:val="24"/>
-        </w:rPr>
-        <w:t>Бо</w:t>
-      </w:r>
-      <w:r>
-        <w:rPr>
-          <w:rFonts w:ascii="Times New Roman" w:hAnsi="Times New Roman"/>
-          <w:color w:val="000000"/>
-          <w:sz w:val="24"/>
-        </w:rPr>
-        <w:t xml:space="preserve"> </w:t>
-      </w:r>
-      <w:r>
-        <w:rPr>
-          <w:rFonts w:ascii="Times New Roman" w:hAnsi="Times New Roman"/>
-          <w:color w:val="000000"/>
-          <w:sz w:val="24"/>
-        </w:rPr>
-        <w:t>Ти</w:t>
-      </w:r>
-      <w:r>
-        <w:rPr>
-          <w:rFonts w:ascii="Times New Roman" w:hAnsi="Times New Roman"/>
-          <w:color w:val="000000"/>
-          <w:sz w:val="24"/>
-        </w:rPr>
-        <w:t xml:space="preserve"> </w:t>
-      </w:r>
-      <w:r>
-        <w:rPr>
-          <w:rFonts w:ascii="Times New Roman" w:hAnsi="Times New Roman"/>
-          <w:color w:val="000000"/>
-          <w:sz w:val="24"/>
-        </w:rPr>
-        <w:t>Бог</w:t>
-      </w:r>
-      <w:r>
-        <w:rPr>
-          <w:rFonts w:ascii="Times New Roman" w:hAnsi="Times New Roman"/>
-          <w:color w:val="000000"/>
-          <w:sz w:val="24"/>
-        </w:rPr>
-        <w:t xml:space="preserve"> </w:t>
-      </w:r>
-      <w:r>
-        <w:rPr>
-          <w:rFonts w:ascii="Times New Roman" w:hAnsi="Times New Roman"/>
-          <w:color w:val="000000"/>
-          <w:sz w:val="24"/>
-        </w:rPr>
-        <w:t>наш</w:t>
-      </w:r>
-      <w:r>
-        <w:rPr>
-          <w:rFonts w:ascii="Times New Roman" w:hAnsi="Times New Roman"/>
-          <w:color w:val="000000"/>
-          <w:sz w:val="24"/>
-        </w:rPr>
-        <w:t xml:space="preserve"> </w:t>
-      </w:r>
-      <w:r>
-        <w:rPr>
-          <w:rFonts w:ascii="Times New Roman" w:hAnsi="Times New Roman"/>
-          <w:color w:val="000000"/>
-          <w:sz w:val="24"/>
-        </w:rPr>
-        <w:t>і</w:t>
-      </w:r>
-      <w:r>
-        <w:rPr>
-          <w:rFonts w:ascii="Times New Roman" w:hAnsi="Times New Roman"/>
-          <w:color w:val="000000"/>
-          <w:sz w:val="24"/>
-        </w:rPr>
-        <w:t xml:space="preserve"> </w:t>
-      </w:r>
-      <w:r>
-        <w:rPr>
-          <w:rFonts w:ascii="Times New Roman" w:hAnsi="Times New Roman"/>
-          <w:color w:val="000000"/>
-          <w:sz w:val="24"/>
-        </w:rPr>
-        <w:t>Тобі</w:t>
-      </w:r>
-      <w:r>
-        <w:rPr>
-          <w:rFonts w:ascii="Times New Roman" w:hAnsi="Times New Roman"/>
-          <w:color w:val="000000"/>
-          <w:sz w:val="24"/>
-        </w:rPr>
-        <w:t xml:space="preserve"> </w:t>
-      </w:r>
-      <w:r>
-        <w:rPr>
-          <w:rFonts w:ascii="Times New Roman" w:hAnsi="Times New Roman"/>
-          <w:color w:val="000000"/>
-          <w:sz w:val="24"/>
-        </w:rPr>
-        <w:t>славу</w:t>
-      </w:r>
-      <w:r>
-        <w:rPr>
-          <w:rFonts w:ascii="Times New Roman" w:hAnsi="Times New Roman"/>
-          <w:color w:val="000000"/>
-          <w:sz w:val="24"/>
-        </w:rPr>
-        <w:t xml:space="preserve"> </w:t>
-      </w:r>
-      <w:r>
-        <w:rPr>
-          <w:rFonts w:ascii="Times New Roman" w:hAnsi="Times New Roman"/>
-          <w:color w:val="000000"/>
-          <w:sz w:val="24"/>
-        </w:rPr>
-        <w:t>возсилаємо:</w:t>
-      </w:r>
-      <w:r>
-        <w:rPr>
-          <w:rFonts w:ascii="Times New Roman" w:hAnsi="Times New Roman"/>
-          <w:color w:val="000000"/>
-          <w:sz w:val="24"/>
-        </w:rPr>
-        <w:t xml:space="preserve"> </w:t>
-      </w:r>
-      <w:r>
-        <w:rPr>
-          <w:rFonts w:ascii="Times New Roman" w:hAnsi="Times New Roman"/>
-          <w:color w:val="000000"/>
-          <w:sz w:val="24"/>
-        </w:rPr>
-        <w:t>Отцю,</w:t>
-      </w:r>
-      <w:r>
-        <w:rPr>
-          <w:rFonts w:ascii="Times New Roman" w:hAnsi="Times New Roman"/>
-          <w:color w:val="000000"/>
-          <w:sz w:val="24"/>
-        </w:rPr>
-        <w:t xml:space="preserve"> </w:t>
-      </w:r>
-      <w:r>
-        <w:rPr>
-          <w:rFonts w:ascii="Times New Roman" w:hAnsi="Times New Roman"/>
-          <w:color w:val="000000"/>
-          <w:sz w:val="24"/>
-        </w:rPr>
-        <w:t>і</w:t>
-      </w:r>
-      <w:r>
-        <w:rPr>
-          <w:rFonts w:ascii="Times New Roman" w:hAnsi="Times New Roman"/>
-          <w:color w:val="000000"/>
-          <w:sz w:val="24"/>
-        </w:rPr>
-        <w:t xml:space="preserve"> </w:t>
-      </w:r>
-      <w:r>
-        <w:rPr>
-          <w:rFonts w:ascii="Times New Roman" w:hAnsi="Times New Roman"/>
-          <w:color w:val="000000"/>
-          <w:sz w:val="24"/>
-        </w:rPr>
-        <w:t>Сину,</w:t>
-      </w:r>
-      <w:r>
-        <w:rPr>
-          <w:rFonts w:ascii="Times New Roman" w:hAnsi="Times New Roman"/>
-          <w:color w:val="000000"/>
-          <w:sz w:val="24"/>
-        </w:rPr>
-        <w:t xml:space="preserve"> </w:t>
-      </w:r>
-      <w:r>
-        <w:rPr>
-          <w:rFonts w:ascii="Times New Roman" w:hAnsi="Times New Roman"/>
-          <w:color w:val="000000"/>
-          <w:sz w:val="24"/>
-        </w:rPr>
-        <w:t>і</w:t>
-      </w:r>
-      <w:r>
-        <w:rPr>
-          <w:rFonts w:ascii="Times New Roman" w:hAnsi="Times New Roman"/>
-          <w:color w:val="000000"/>
-          <w:sz w:val="24"/>
-        </w:rPr>
-        <w:t xml:space="preserve"> </w:t>
-      </w:r>
-      <w:r>
-        <w:rPr>
-          <w:rFonts w:ascii="Times New Roman" w:hAnsi="Times New Roman"/>
-          <w:color w:val="000000"/>
-          <w:sz w:val="24"/>
-        </w:rPr>
-        <w:t>Святому</w:t>
-      </w:r>
-      <w:r>
-        <w:rPr>
-          <w:rFonts w:ascii="Times New Roman" w:hAnsi="Times New Roman"/>
-          <w:color w:val="000000"/>
-          <w:sz w:val="24"/>
-        </w:rPr>
-        <w:t xml:space="preserve"> </w:t>
-      </w:r>
-      <w:r>
-        <w:rPr>
-          <w:rFonts w:ascii="Times New Roman" w:hAnsi="Times New Roman"/>
-          <w:color w:val="000000"/>
-          <w:sz w:val="24"/>
-        </w:rPr>
-        <w:t>Духові</w:t>
-      </w:r>
-      <w:r>
-        <w:rPr>
-          <w:rFonts w:ascii="Times New Roman" w:hAnsi="Times New Roman"/>
-          <w:sz w:val="24"/>
-        </w:rPr>
-        <w:t>,</w:t>
-      </w:r>
-      <w:r>
-        <w:rPr>
-          <w:rFonts w:ascii="Times New Roman" w:hAnsi="Times New Roman"/>
-          <w:sz w:val="24"/>
-        </w:rPr>
-        <w:t xml:space="preserve"> </w:t>
-      </w:r>
-      <w:r>
-        <w:rPr>
-          <w:rFonts w:ascii="Times New Roman" w:hAnsi="Times New Roman"/>
-          <w:sz w:val="24"/>
-        </w:rPr>
-        <w:t>нині,</w:t>
-      </w:r>
-      <w:r>
-        <w:rPr>
-          <w:rFonts w:ascii="Times New Roman" w:hAnsi="Times New Roman"/>
-          <w:sz w:val="24"/>
-        </w:rPr>
-        <w:t xml:space="preserve"> </w:t>
-      </w:r>
-      <w:r>
-        <w:rPr>
-          <w:rFonts w:ascii="Times New Roman" w:hAnsi="Times New Roman"/>
-          <w:sz w:val="24"/>
-        </w:rPr>
-        <w:t>і</w:t>
-      </w:r>
-      <w:r>
-        <w:rPr>
-          <w:rFonts w:ascii="Times New Roman" w:hAnsi="Times New Roman"/>
-          <w:sz w:val="24"/>
-        </w:rPr>
-        <w:t xml:space="preserve"> </w:t>
-      </w:r>
-      <w:r>
-        <w:rPr>
-          <w:rFonts w:ascii="Times New Roman" w:hAnsi="Times New Roman"/>
-          <w:sz w:val="24"/>
-        </w:rPr>
-        <w:t>повсякчас,</w:t>
-      </w:r>
-      <w:r>
-        <w:rPr>
-          <w:rFonts w:ascii="Times New Roman" w:hAnsi="Times New Roman"/>
-          <w:sz w:val="24"/>
-        </w:rPr>
-        <w:t xml:space="preserve"> </w:t>
-      </w:r>
-      <w:r>
-        <w:rPr>
-          <w:rFonts w:ascii="Times New Roman" w:hAnsi="Times New Roman"/>
-          <w:sz w:val="24"/>
-        </w:rPr>
-        <w:t>і</w:t>
-      </w:r>
-      <w:r>
-        <w:rPr>
-          <w:rFonts w:ascii="Times New Roman" w:hAnsi="Times New Roman"/>
-          <w:sz w:val="24"/>
-        </w:rPr>
-        <w:t xml:space="preserve"> </w:t>
-      </w:r>
-      <w:r>
-        <w:rPr>
-          <w:rFonts w:ascii="Times New Roman" w:hAnsi="Times New Roman"/>
-          <w:sz w:val="24"/>
-        </w:rPr>
-        <w:t>на</w:t>
-      </w:r>
-      <w:r>
-        <w:rPr>
-          <w:rFonts w:ascii="Times New Roman" w:hAnsi="Times New Roman"/>
-          <w:sz w:val="24"/>
-        </w:rPr>
-        <w:t xml:space="preserve"> </w:t>
-      </w:r>
-      <w:r>
-        <w:rPr>
-          <w:rFonts w:ascii="Times New Roman" w:hAnsi="Times New Roman"/>
-          <w:sz w:val="24"/>
-        </w:rPr>
-        <w:t>віки</w:t>
-      </w:r>
-      <w:r>
-        <w:rPr>
-          <w:rFonts w:ascii="Times New Roman" w:hAnsi="Times New Roman"/>
-          <w:sz w:val="24"/>
-        </w:rPr>
-        <w:t xml:space="preserve"> </w:t>
-      </w:r>
-      <w:r>
-        <w:rPr>
-          <w:rFonts w:ascii="Times New Roman" w:hAnsi="Times New Roman"/>
-          <w:sz w:val="24"/>
-        </w:rPr>
-        <w:t>віків.</w:t>
+          <w:sz w:val="24"/>
+        </w:rPr>
+        <w:t xml:space="preserve"> Бо Ти Бог наш і Тобі славу возсилаємо: Отцю, і Сину, і Святому Духові, нині, і повсякчас, і на віки віків.</w:t>
       </w:r>
     </w:p>
     <w:p>
@@ -45787,412 +43178,9 @@
       <w:r>
         <w:rPr>
           <w:rFonts w:ascii="Times New Roman" w:hAnsi="Times New Roman"/>
-          <w:i/>
-          <w:color w:val="FF0000"/>
-          <w:sz w:val="24"/>
-        </w:rPr>
-        <w:t xml:space="preserve"> </w:t>
-      </w:r>
-      <w:r>
-        <w:rPr>
-          <w:rFonts w:ascii="Times New Roman" w:hAnsi="Times New Roman"/>
-          <w:color w:val="000000"/>
-          <w:sz w:val="24"/>
-        </w:rPr>
-        <w:t>Бо</w:t>
-      </w:r>
-      <w:r>
-        <w:rPr>
-          <w:rFonts w:ascii="Times New Roman" w:hAnsi="Times New Roman"/>
-          <w:color w:val="000000"/>
-          <w:sz w:val="24"/>
-        </w:rPr>
-        <w:t xml:space="preserve"> </w:t>
-      </w:r>
-      <w:r>
-        <w:rPr>
-          <w:rFonts w:ascii="Times New Roman" w:hAnsi="Times New Roman"/>
-          <w:color w:val="000000"/>
-          <w:sz w:val="24"/>
-        </w:rPr>
-        <w:t>Ти</w:t>
-      </w:r>
-      <w:r>
-        <w:rPr>
-          <w:rFonts w:ascii="Times New Roman" w:hAnsi="Times New Roman"/>
-          <w:color w:val="000000"/>
-          <w:sz w:val="24"/>
-        </w:rPr>
-        <w:t xml:space="preserve"> </w:t>
-      </w:r>
-      <w:r>
-        <w:rPr>
-          <w:rFonts w:ascii="Times New Roman" w:hAnsi="Times New Roman"/>
-          <w:color w:val="000000"/>
-          <w:sz w:val="24"/>
-        </w:rPr>
-        <w:t>цар</w:t>
-      </w:r>
-      <w:r>
-        <w:rPr>
-          <w:rFonts w:ascii="Times New Roman" w:hAnsi="Times New Roman"/>
-          <w:color w:val="000000"/>
-          <w:sz w:val="24"/>
-        </w:rPr>
-        <w:t xml:space="preserve"> </w:t>
-      </w:r>
-      <w:r>
-        <w:rPr>
-          <w:rFonts w:ascii="Times New Roman" w:hAnsi="Times New Roman"/>
-          <w:color w:val="000000"/>
-          <w:sz w:val="24"/>
-        </w:rPr>
-        <w:t>миру</w:t>
-      </w:r>
-      <w:r>
-        <w:rPr>
-          <w:rFonts w:ascii="Times New Roman" w:hAnsi="Times New Roman"/>
-          <w:color w:val="000000"/>
-          <w:sz w:val="24"/>
-        </w:rPr>
-        <w:t xml:space="preserve"> </w:t>
-      </w:r>
-      <w:r>
-        <w:rPr>
-          <w:rFonts w:ascii="Times New Roman" w:hAnsi="Times New Roman"/>
-          <w:color w:val="000000"/>
-          <w:sz w:val="24"/>
-        </w:rPr>
-        <w:t>і</w:t>
-      </w:r>
-      <w:r>
-        <w:rPr>
-          <w:rFonts w:ascii="Times New Roman" w:hAnsi="Times New Roman"/>
-          <w:color w:val="000000"/>
-          <w:sz w:val="24"/>
-        </w:rPr>
-        <w:t xml:space="preserve"> </w:t>
-      </w:r>
-      <w:r>
-        <w:rPr>
-          <w:rFonts w:ascii="Times New Roman" w:hAnsi="Times New Roman"/>
-          <w:color w:val="000000"/>
-          <w:sz w:val="24"/>
-        </w:rPr>
-        <w:t>Спас</w:t>
-      </w:r>
-      <w:r>
-        <w:rPr>
-          <w:rFonts w:ascii="Times New Roman" w:hAnsi="Times New Roman"/>
-          <w:color w:val="000000"/>
-          <w:sz w:val="24"/>
-        </w:rPr>
-        <w:t xml:space="preserve"> </w:t>
-      </w:r>
-      <w:r>
-        <w:rPr>
-          <w:rFonts w:ascii="Times New Roman" w:hAnsi="Times New Roman"/>
-          <w:color w:val="000000"/>
-          <w:sz w:val="24"/>
-        </w:rPr>
-        <w:t>душ</w:t>
-      </w:r>
-      <w:r>
-        <w:rPr>
-          <w:rFonts w:ascii="Times New Roman" w:hAnsi="Times New Roman"/>
-          <w:color w:val="000000"/>
-          <w:sz w:val="24"/>
-        </w:rPr>
-        <w:t xml:space="preserve"> </w:t>
-      </w:r>
-      <w:r>
-        <w:rPr>
-          <w:rFonts w:ascii="Times New Roman" w:hAnsi="Times New Roman"/>
-          <w:color w:val="000000"/>
-          <w:sz w:val="24"/>
-        </w:rPr>
-        <w:t>наших</w:t>
-      </w:r>
-      <w:r>
-        <w:rPr>
-          <w:rFonts w:ascii="Times New Roman" w:hAnsi="Times New Roman"/>
-          <w:color w:val="000000"/>
-          <w:sz w:val="24"/>
-        </w:rPr>
-        <w:t xml:space="preserve"> </w:t>
-      </w:r>
-      <w:r>
-        <w:rPr>
-          <w:rFonts w:ascii="Times New Roman" w:hAnsi="Times New Roman"/>
-          <w:color w:val="000000"/>
-          <w:sz w:val="24"/>
-        </w:rPr>
-        <w:t>–</w:t>
-      </w:r>
-      <w:r>
-        <w:rPr>
-          <w:rFonts w:ascii="Times New Roman" w:hAnsi="Times New Roman"/>
-          <w:color w:val="000000"/>
-          <w:sz w:val="24"/>
-        </w:rPr>
-        <w:t xml:space="preserve"> </w:t>
-      </w:r>
-      <w:r>
-        <w:rPr>
-          <w:rFonts w:ascii="Times New Roman" w:hAnsi="Times New Roman"/>
-          <w:color w:val="000000"/>
-          <w:sz w:val="24"/>
-        </w:rPr>
-        <w:t>і</w:t>
-      </w:r>
-      <w:r>
-        <w:rPr>
-          <w:rFonts w:ascii="Times New Roman" w:hAnsi="Times New Roman"/>
-          <w:color w:val="000000"/>
-          <w:sz w:val="24"/>
-        </w:rPr>
-        <w:t xml:space="preserve"> </w:t>
-      </w:r>
-      <w:r>
-        <w:rPr>
-          <w:rFonts w:ascii="Times New Roman" w:hAnsi="Times New Roman"/>
-          <w:color w:val="000000"/>
-          <w:sz w:val="24"/>
-        </w:rPr>
-        <w:t>Тобі</w:t>
-      </w:r>
-      <w:r>
-        <w:rPr>
-          <w:rFonts w:ascii="Times New Roman" w:hAnsi="Times New Roman"/>
-          <w:color w:val="000000"/>
-          <w:sz w:val="24"/>
-        </w:rPr>
-        <w:t xml:space="preserve"> </w:t>
-      </w:r>
-      <w:r>
-        <w:rPr>
-          <w:rFonts w:ascii="Times New Roman" w:hAnsi="Times New Roman"/>
-          <w:color w:val="000000"/>
-          <w:sz w:val="24"/>
-        </w:rPr>
-        <w:t>славу</w:t>
-      </w:r>
-      <w:r>
-        <w:rPr>
-          <w:rFonts w:ascii="Times New Roman" w:hAnsi="Times New Roman"/>
-          <w:color w:val="000000"/>
-          <w:sz w:val="24"/>
-        </w:rPr>
-        <w:t xml:space="preserve"> </w:t>
-      </w:r>
-      <w:r>
-        <w:rPr>
-          <w:rFonts w:ascii="Times New Roman" w:hAnsi="Times New Roman"/>
-          <w:color w:val="000000"/>
-          <w:sz w:val="24"/>
-        </w:rPr>
-        <w:t>возсилаємо,</w:t>
-      </w:r>
-      <w:r>
-        <w:rPr>
-          <w:rFonts w:ascii="Times New Roman" w:hAnsi="Times New Roman"/>
-          <w:color w:val="000000"/>
-          <w:sz w:val="24"/>
-        </w:rPr>
-        <w:t xml:space="preserve"> </w:t>
-      </w:r>
-      <w:r>
-        <w:rPr>
-          <w:rFonts w:ascii="Times New Roman" w:hAnsi="Times New Roman"/>
-          <w:color w:val="000000"/>
-          <w:sz w:val="24"/>
-        </w:rPr>
-        <w:t>Отцю,</w:t>
-      </w:r>
-      <w:r>
-        <w:rPr>
-          <w:rFonts w:ascii="Times New Roman" w:hAnsi="Times New Roman"/>
-          <w:color w:val="000000"/>
-          <w:sz w:val="24"/>
-        </w:rPr>
-        <w:t xml:space="preserve"> </w:t>
-      </w:r>
-      <w:r>
-        <w:rPr>
-          <w:rFonts w:ascii="Times New Roman" w:hAnsi="Times New Roman"/>
-          <w:color w:val="000000"/>
-          <w:sz w:val="24"/>
-        </w:rPr>
-        <w:t>і</w:t>
-      </w:r>
-      <w:r>
-        <w:rPr>
-          <w:rFonts w:ascii="Times New Roman" w:hAnsi="Times New Roman"/>
-          <w:color w:val="000000"/>
-          <w:sz w:val="24"/>
-        </w:rPr>
-        <w:t xml:space="preserve"> </w:t>
-      </w:r>
-      <w:r>
-        <w:rPr>
-          <w:rFonts w:ascii="Times New Roman" w:hAnsi="Times New Roman"/>
-          <w:color w:val="000000"/>
-          <w:sz w:val="24"/>
-        </w:rPr>
-        <w:t>Сину,</w:t>
-      </w:r>
-      <w:r>
-        <w:rPr>
-          <w:rFonts w:ascii="Times New Roman" w:hAnsi="Times New Roman"/>
-          <w:color w:val="000000"/>
-          <w:sz w:val="24"/>
-        </w:rPr>
-        <w:t xml:space="preserve"> </w:t>
-      </w:r>
-      <w:r>
-        <w:rPr>
-          <w:rFonts w:ascii="Times New Roman" w:hAnsi="Times New Roman"/>
-          <w:color w:val="000000"/>
-          <w:sz w:val="24"/>
-        </w:rPr>
-        <w:t>і</w:t>
-      </w:r>
-      <w:r>
-        <w:rPr>
-          <w:rFonts w:ascii="Times New Roman" w:hAnsi="Times New Roman"/>
-          <w:color w:val="000000"/>
-          <w:sz w:val="24"/>
-        </w:rPr>
-        <w:t xml:space="preserve"> </w:t>
-      </w:r>
-      <w:r>
-        <w:rPr>
-          <w:rFonts w:ascii="Times New Roman" w:hAnsi="Times New Roman"/>
-          <w:color w:val="000000"/>
-          <w:sz w:val="24"/>
-        </w:rPr>
-        <w:t>Святому</w:t>
-      </w:r>
-      <w:r>
-        <w:rPr>
-          <w:rFonts w:ascii="Times New Roman" w:hAnsi="Times New Roman"/>
-          <w:color w:val="000000"/>
-          <w:sz w:val="24"/>
-        </w:rPr>
-        <w:t xml:space="preserve"> </w:t>
-      </w:r>
-      <w:r>
-        <w:rPr>
-          <w:rFonts w:ascii="Times New Roman" w:hAnsi="Times New Roman"/>
-          <w:color w:val="000000"/>
-          <w:sz w:val="24"/>
-        </w:rPr>
-        <w:t>Духові</w:t>
-      </w:r>
-      <w:r>
-        <w:rPr>
-          <w:rFonts w:ascii="Times New Roman" w:hAnsi="Times New Roman"/>
-          <w:sz w:val="24"/>
-        </w:rPr>
-        <w:t>,</w:t>
-      </w:r>
-      <w:r>
-        <w:rPr>
-          <w:rFonts w:ascii="Times New Roman" w:hAnsi="Times New Roman"/>
-          <w:sz w:val="24"/>
-        </w:rPr>
-        <w:t xml:space="preserve"> </w:t>
-      </w:r>
-      <w:r>
-        <w:rPr>
-          <w:rFonts w:ascii="Times New Roman" w:hAnsi="Times New Roman"/>
-          <w:sz w:val="24"/>
-        </w:rPr>
-        <w:t>нині,</w:t>
-      </w:r>
-      <w:r>
-        <w:rPr>
-          <w:rFonts w:ascii="Times New Roman" w:hAnsi="Times New Roman"/>
-          <w:sz w:val="24"/>
-        </w:rPr>
-        <w:t xml:space="preserve"> </w:t>
-      </w:r>
-      <w:r>
-        <w:rPr>
-          <w:rFonts w:ascii="Times New Roman" w:hAnsi="Times New Roman"/>
-          <w:sz w:val="24"/>
-        </w:rPr>
-        <w:t>і</w:t>
-      </w:r>
-      <w:r>
-        <w:rPr>
-          <w:rFonts w:ascii="Times New Roman" w:hAnsi="Times New Roman"/>
-          <w:sz w:val="24"/>
-        </w:rPr>
-        <w:t xml:space="preserve"> </w:t>
-      </w:r>
-      <w:r>
-        <w:rPr>
-          <w:rFonts w:ascii="Times New Roman" w:hAnsi="Times New Roman"/>
-          <w:sz w:val="24"/>
-        </w:rPr>
-        <w:t>повсякчас,</w:t>
-      </w:r>
-      <w:r>
-        <w:rPr>
-          <w:rFonts w:ascii="Times New Roman" w:hAnsi="Times New Roman"/>
-          <w:sz w:val="24"/>
-        </w:rPr>
-        <w:t xml:space="preserve"> </w:t>
-      </w:r>
-      <w:r>
-        <w:rPr>
-          <w:rFonts w:ascii="Times New Roman" w:hAnsi="Times New Roman"/>
-          <w:sz w:val="24"/>
-        </w:rPr>
-        <w:t>і</w:t>
-      </w:r>
-      <w:r>
-        <w:rPr>
-          <w:rFonts w:ascii="Times New Roman" w:hAnsi="Times New Roman"/>
-          <w:sz w:val="24"/>
-        </w:rPr>
-        <w:t xml:space="preserve"> </w:t>
-      </w:r>
-      <w:r>
-        <w:rPr>
-          <w:rFonts w:ascii="Times New Roman" w:hAnsi="Times New Roman"/>
-          <w:sz w:val="24"/>
-        </w:rPr>
-        <w:t>на</w:t>
-      </w:r>
-      <w:r>
-        <w:rPr>
-          <w:rFonts w:ascii="Times New Roman" w:hAnsi="Times New Roman"/>
-          <w:sz w:val="24"/>
-        </w:rPr>
-        <w:t xml:space="preserve"> </w:t>
-      </w:r>
-      <w:r>
-        <w:rPr>
-          <w:rFonts w:ascii="Times New Roman" w:hAnsi="Times New Roman"/>
-          <w:sz w:val="24"/>
-        </w:rPr>
-        <w:t>віки</w:t>
-      </w:r>
-      <w:r>
-        <w:rPr>
-          <w:rFonts w:ascii="Times New Roman" w:hAnsi="Times New Roman"/>
-          <w:sz w:val="24"/>
-        </w:rPr>
-        <w:t xml:space="preserve"> </w:t>
-      </w:r>
-      <w:r>
-        <w:rPr>
-          <w:rFonts w:ascii="Times New Roman" w:hAnsi="Times New Roman"/>
-          <w:sz w:val="24"/>
-        </w:rPr>
-        <w:t>віків.</w:t>
+          <w:sz w:val="24"/>
+        </w:rPr>
+        <w:t xml:space="preserve"> Бо Ти цар миру і Спас душ наших – і Тобі славу возсилаємо, Отцю, і Сину, і Святому Духові, нині, і повсякчас, і на віки віків.</w:t>
       </w:r>
     </w:p>
     <w:p>
@@ -51949,7 +48937,7 @@
         <w:rPr>
           <w:rFonts w:ascii="Times New Roman" w:hAnsi="Times New Roman"/>
           <w:i/>
-          <w:color w:val="FF4400"/>
+          <w:color w:val="FF0000"/>
           <w:sz w:val="24"/>
         </w:rPr>
         <w:t>Священник:</w:t>
@@ -51957,435 +48945,9 @@
       <w:r>
         <w:rPr>
           <w:rFonts w:ascii="Times New Roman" w:hAnsi="Times New Roman"/>
-          <w:i/>
-          <w:color w:val="FF4400"/>
-          <w:sz w:val="24"/>
-        </w:rPr>
-        <w:t xml:space="preserve"> </w:t>
-      </w:r>
-      <w:r>
-        <w:rPr>
-          <w:rFonts w:ascii="Times New Roman" w:hAnsi="Times New Roman"/>
-          <w:color w:val="000000"/>
-          <w:sz w:val="24"/>
-        </w:rPr>
-        <w:t>Бо</w:t>
-      </w:r>
-      <w:r>
-        <w:rPr>
-          <w:rFonts w:ascii="Times New Roman" w:hAnsi="Times New Roman"/>
-          <w:color w:val="000000"/>
-          <w:sz w:val="24"/>
-        </w:rPr>
-        <w:t xml:space="preserve"> </w:t>
-      </w:r>
-      <w:r>
-        <w:rPr>
-          <w:rFonts w:ascii="Times New Roman" w:hAnsi="Times New Roman"/>
-          <w:color w:val="000000"/>
-          <w:sz w:val="24"/>
-        </w:rPr>
-        <w:t>до</w:t>
-      </w:r>
-      <w:r>
-        <w:rPr>
-          <w:rFonts w:ascii="Times New Roman" w:hAnsi="Times New Roman"/>
-          <w:color w:val="000000"/>
-          <w:sz w:val="24"/>
-        </w:rPr>
-        <w:t xml:space="preserve"> </w:t>
-      </w:r>
-      <w:r>
-        <w:rPr>
-          <w:rFonts w:ascii="Times New Roman" w:hAnsi="Times New Roman"/>
-          <w:color w:val="000000"/>
-          <w:sz w:val="24"/>
-        </w:rPr>
-        <w:t>Тебе</w:t>
-      </w:r>
-      <w:r>
-        <w:rPr>
-          <w:rFonts w:ascii="Times New Roman" w:hAnsi="Times New Roman"/>
-          <w:color w:val="000000"/>
-          <w:sz w:val="24"/>
-        </w:rPr>
-        <w:t xml:space="preserve"> </w:t>
-      </w:r>
-      <w:r>
-        <w:rPr>
-          <w:rFonts w:ascii="Times New Roman" w:hAnsi="Times New Roman"/>
-          <w:color w:val="000000"/>
-          <w:sz w:val="24"/>
-        </w:rPr>
-        <w:t>належить</w:t>
-      </w:r>
-      <w:r>
-        <w:rPr>
-          <w:rFonts w:ascii="Times New Roman" w:hAnsi="Times New Roman"/>
-          <w:color w:val="000000"/>
-          <w:sz w:val="24"/>
-        </w:rPr>
-        <w:t xml:space="preserve"> </w:t>
-      </w:r>
-      <w:r>
-        <w:rPr>
-          <w:rFonts w:ascii="Times New Roman" w:hAnsi="Times New Roman"/>
-          <w:color w:val="000000"/>
-          <w:sz w:val="24"/>
-        </w:rPr>
-        <w:t>милувати</w:t>
-      </w:r>
-      <w:r>
-        <w:rPr>
-          <w:rFonts w:ascii="Times New Roman" w:hAnsi="Times New Roman"/>
-          <w:color w:val="000000"/>
-          <w:sz w:val="24"/>
-        </w:rPr>
-        <w:t xml:space="preserve"> </w:t>
-      </w:r>
-      <w:r>
-        <w:rPr>
-          <w:rFonts w:ascii="Times New Roman" w:hAnsi="Times New Roman"/>
-          <w:color w:val="000000"/>
-          <w:sz w:val="24"/>
-        </w:rPr>
-        <w:t>і</w:t>
-      </w:r>
-      <w:r>
-        <w:rPr>
-          <w:rFonts w:ascii="Times New Roman" w:hAnsi="Times New Roman"/>
-          <w:color w:val="000000"/>
-          <w:sz w:val="24"/>
-        </w:rPr>
-        <w:t xml:space="preserve"> </w:t>
-      </w:r>
-      <w:r>
-        <w:rPr>
-          <w:rFonts w:ascii="Times New Roman" w:hAnsi="Times New Roman"/>
-          <w:color w:val="000000"/>
-          <w:sz w:val="24"/>
-        </w:rPr>
-        <w:t>спасати</w:t>
-      </w:r>
-      <w:r>
-        <w:rPr>
-          <w:rFonts w:ascii="Times New Roman" w:hAnsi="Times New Roman"/>
-          <w:color w:val="000000"/>
-          <w:sz w:val="24"/>
-        </w:rPr>
-        <w:t xml:space="preserve"> </w:t>
-      </w:r>
-      <w:r>
-        <w:rPr>
-          <w:rFonts w:ascii="Times New Roman" w:hAnsi="Times New Roman"/>
-          <w:color w:val="000000"/>
-          <w:sz w:val="24"/>
-        </w:rPr>
-        <w:t>нас,</w:t>
-      </w:r>
-      <w:r>
-        <w:rPr>
-          <w:rFonts w:ascii="Times New Roman" w:hAnsi="Times New Roman"/>
-          <w:color w:val="000000"/>
-          <w:sz w:val="24"/>
-        </w:rPr>
-        <w:t xml:space="preserve"> </w:t>
-      </w:r>
-      <w:r>
-        <w:rPr>
-          <w:rFonts w:ascii="Times New Roman" w:hAnsi="Times New Roman"/>
-          <w:color w:val="000000"/>
-          <w:sz w:val="24"/>
-        </w:rPr>
-        <w:t>Боже</w:t>
-      </w:r>
-      <w:r>
-        <w:rPr>
-          <w:rFonts w:ascii="Times New Roman" w:hAnsi="Times New Roman"/>
-          <w:color w:val="000000"/>
-          <w:sz w:val="24"/>
-        </w:rPr>
-        <w:t xml:space="preserve"> </w:t>
-      </w:r>
-      <w:r>
-        <w:rPr>
-          <w:rFonts w:ascii="Times New Roman" w:hAnsi="Times New Roman"/>
-          <w:color w:val="000000"/>
-          <w:sz w:val="24"/>
-        </w:rPr>
-        <w:t>наш,</w:t>
-      </w:r>
-      <w:r>
-        <w:rPr>
-          <w:rFonts w:ascii="Times New Roman" w:hAnsi="Times New Roman"/>
-          <w:color w:val="000000"/>
-          <w:sz w:val="24"/>
-        </w:rPr>
-        <w:t xml:space="preserve"> </w:t>
-      </w:r>
-      <w:r>
-        <w:rPr>
-          <w:rFonts w:ascii="Times New Roman" w:hAnsi="Times New Roman"/>
-          <w:color w:val="000000"/>
-          <w:sz w:val="24"/>
-        </w:rPr>
-        <w:t>і</w:t>
-      </w:r>
-      <w:r>
-        <w:rPr>
-          <w:rFonts w:ascii="Times New Roman" w:hAnsi="Times New Roman"/>
-          <w:color w:val="000000"/>
-          <w:sz w:val="24"/>
-        </w:rPr>
-        <w:t xml:space="preserve"> </w:t>
-      </w:r>
-      <w:r>
-        <w:rPr>
-          <w:rFonts w:ascii="Times New Roman" w:hAnsi="Times New Roman"/>
-          <w:color w:val="000000"/>
-          <w:sz w:val="24"/>
-        </w:rPr>
-        <w:t>Тобі</w:t>
-      </w:r>
-      <w:r>
-        <w:rPr>
-          <w:rFonts w:ascii="Times New Roman" w:hAnsi="Times New Roman"/>
-          <w:color w:val="000000"/>
-          <w:sz w:val="24"/>
-        </w:rPr>
-        <w:t xml:space="preserve"> </w:t>
-      </w:r>
-      <w:r>
-        <w:rPr>
-          <w:rFonts w:ascii="Times New Roman" w:hAnsi="Times New Roman"/>
-          <w:color w:val="000000"/>
-          <w:sz w:val="24"/>
-        </w:rPr>
-        <w:t>славу</w:t>
-      </w:r>
-      <w:r>
-        <w:rPr>
-          <w:rFonts w:ascii="Times New Roman" w:hAnsi="Times New Roman"/>
-          <w:color w:val="000000"/>
-          <w:sz w:val="24"/>
-        </w:rPr>
-        <w:t xml:space="preserve"> </w:t>
-      </w:r>
-      <w:r>
-        <w:rPr>
-          <w:rFonts w:ascii="Times New Roman" w:hAnsi="Times New Roman"/>
-          <w:color w:val="000000"/>
-          <w:sz w:val="24"/>
-        </w:rPr>
-        <w:t>віддаємо,</w:t>
-      </w:r>
-      <w:r>
-        <w:rPr>
-          <w:rFonts w:ascii="Times New Roman" w:hAnsi="Times New Roman"/>
-          <w:color w:val="000000"/>
-          <w:sz w:val="24"/>
-        </w:rPr>
-        <w:t xml:space="preserve"> </w:t>
-      </w:r>
-      <w:r>
-        <w:rPr>
-          <w:rFonts w:ascii="Times New Roman" w:hAnsi="Times New Roman"/>
-          <w:color w:val="000000"/>
-          <w:sz w:val="24"/>
-        </w:rPr>
-        <w:t>Отцю,</w:t>
-      </w:r>
-      <w:r>
-        <w:rPr>
-          <w:rFonts w:ascii="Times New Roman" w:hAnsi="Times New Roman"/>
-          <w:color w:val="000000"/>
-          <w:sz w:val="24"/>
-        </w:rPr>
-        <w:t xml:space="preserve"> </w:t>
-      </w:r>
-      <w:r>
-        <w:rPr>
-          <w:rFonts w:ascii="Times New Roman" w:hAnsi="Times New Roman"/>
-          <w:color w:val="000000"/>
-          <w:sz w:val="24"/>
-        </w:rPr>
-        <w:t>і</w:t>
-      </w:r>
-      <w:r>
-        <w:rPr>
-          <w:rFonts w:ascii="Times New Roman" w:hAnsi="Times New Roman"/>
-          <w:color w:val="000000"/>
-          <w:sz w:val="24"/>
-        </w:rPr>
-        <w:t xml:space="preserve"> </w:t>
-      </w:r>
-      <w:r>
-        <w:rPr>
-          <w:rFonts w:ascii="Times New Roman" w:hAnsi="Times New Roman"/>
-          <w:color w:val="000000"/>
-          <w:sz w:val="24"/>
-        </w:rPr>
-        <w:t>Сину,</w:t>
-      </w:r>
-      <w:r>
-        <w:rPr>
-          <w:rFonts w:ascii="Times New Roman" w:hAnsi="Times New Roman"/>
-          <w:color w:val="000000"/>
-          <w:sz w:val="24"/>
-        </w:rPr>
-        <w:t xml:space="preserve"> </w:t>
-      </w:r>
-      <w:r>
-        <w:rPr>
-          <w:rFonts w:ascii="Times New Roman" w:hAnsi="Times New Roman"/>
-          <w:color w:val="000000"/>
-          <w:sz w:val="24"/>
-        </w:rPr>
-        <w:t>і</w:t>
-      </w:r>
-      <w:r>
-        <w:rPr>
-          <w:rFonts w:ascii="Times New Roman" w:hAnsi="Times New Roman"/>
-          <w:color w:val="000000"/>
-          <w:sz w:val="24"/>
-        </w:rPr>
-        <w:t xml:space="preserve"> </w:t>
-      </w:r>
-      <w:r>
-        <w:rPr>
-          <w:rFonts w:ascii="Times New Roman" w:hAnsi="Times New Roman"/>
-          <w:color w:val="000000"/>
-          <w:sz w:val="24"/>
-        </w:rPr>
-        <w:t>Святому</w:t>
-      </w:r>
-      <w:r>
-        <w:rPr>
-          <w:rFonts w:ascii="Times New Roman" w:hAnsi="Times New Roman"/>
-          <w:color w:val="000000"/>
-          <w:sz w:val="24"/>
-        </w:rPr>
-        <w:t xml:space="preserve"> </w:t>
-      </w:r>
-      <w:r>
-        <w:rPr>
-          <w:rFonts w:ascii="Times New Roman" w:hAnsi="Times New Roman"/>
-          <w:color w:val="000000"/>
-          <w:sz w:val="24"/>
-        </w:rPr>
-        <w:t>Духові,</w:t>
-      </w:r>
-      <w:r>
-        <w:rPr>
-          <w:rFonts w:ascii="Times New Roman" w:hAnsi="Times New Roman"/>
-          <w:color w:val="000000"/>
-          <w:sz w:val="24"/>
-        </w:rPr>
-        <w:t xml:space="preserve"> </w:t>
-      </w:r>
-      <w:r>
-        <w:rPr>
-          <w:rFonts w:ascii="Times New Roman" w:hAnsi="Times New Roman"/>
-          <w:color w:val="000000"/>
-          <w:sz w:val="24"/>
-        </w:rPr>
-        <w:t>нині,</w:t>
-      </w:r>
-      <w:r>
-        <w:rPr>
-          <w:rFonts w:ascii="Times New Roman" w:hAnsi="Times New Roman"/>
-          <w:color w:val="000000"/>
-          <w:sz w:val="24"/>
-        </w:rPr>
-        <w:t xml:space="preserve"> </w:t>
-      </w:r>
-      <w:r>
-        <w:rPr>
-          <w:rFonts w:ascii="Times New Roman" w:hAnsi="Times New Roman"/>
-          <w:color w:val="000000"/>
-          <w:sz w:val="24"/>
-        </w:rPr>
-        <w:t>і</w:t>
-      </w:r>
-      <w:r>
-        <w:rPr>
-          <w:rFonts w:ascii="Times New Roman" w:hAnsi="Times New Roman"/>
-          <w:color w:val="000000"/>
-          <w:sz w:val="24"/>
-        </w:rPr>
-        <w:t xml:space="preserve"> </w:t>
-      </w:r>
-      <w:r>
-        <w:rPr>
-          <w:rFonts w:ascii="Times New Roman" w:hAnsi="Times New Roman"/>
-          <w:color w:val="000000"/>
-          <w:sz w:val="24"/>
-        </w:rPr>
-        <w:t>повсякчас,</w:t>
-      </w:r>
-      <w:r>
-        <w:rPr>
-          <w:rFonts w:ascii="Times New Roman" w:hAnsi="Times New Roman"/>
-          <w:color w:val="000000"/>
-          <w:sz w:val="24"/>
-        </w:rPr>
-        <w:t xml:space="preserve"> </w:t>
-      </w:r>
-      <w:r>
-        <w:rPr>
-          <w:rFonts w:ascii="Times New Roman" w:hAnsi="Times New Roman"/>
-          <w:color w:val="000000"/>
-          <w:sz w:val="24"/>
-        </w:rPr>
-        <w:t>і</w:t>
-      </w:r>
-      <w:r>
-        <w:rPr>
-          <w:rFonts w:ascii="Times New Roman" w:hAnsi="Times New Roman"/>
-          <w:color w:val="000000"/>
-          <w:sz w:val="24"/>
-        </w:rPr>
-        <w:t xml:space="preserve"> </w:t>
-      </w:r>
-      <w:r>
-        <w:rPr>
-          <w:rFonts w:ascii="Times New Roman" w:hAnsi="Times New Roman"/>
-          <w:color w:val="000000"/>
-          <w:sz w:val="24"/>
-        </w:rPr>
-        <w:t>на</w:t>
-      </w:r>
-      <w:r>
-        <w:rPr>
-          <w:rFonts w:ascii="Times New Roman" w:hAnsi="Times New Roman"/>
-          <w:color w:val="000000"/>
-          <w:sz w:val="24"/>
-        </w:rPr>
-        <w:t xml:space="preserve"> </w:t>
-      </w:r>
-      <w:r>
-        <w:rPr>
-          <w:rFonts w:ascii="Times New Roman" w:hAnsi="Times New Roman"/>
-          <w:color w:val="000000"/>
-          <w:sz w:val="24"/>
-        </w:rPr>
-        <w:t>віки</w:t>
-      </w:r>
-      <w:r>
-        <w:rPr>
-          <w:rFonts w:ascii="Times New Roman" w:hAnsi="Times New Roman"/>
-          <w:color w:val="000000"/>
-          <w:sz w:val="24"/>
-        </w:rPr>
-        <w:t xml:space="preserve"> </w:t>
-      </w:r>
-      <w:r>
-        <w:rPr>
-          <w:rFonts w:ascii="Times New Roman" w:hAnsi="Times New Roman"/>
-          <w:color w:val="000000"/>
-          <w:sz w:val="24"/>
-        </w:rPr>
-        <w:t>віків.</w:t>
+          <w:sz w:val="24"/>
+        </w:rPr>
+        <w:t xml:space="preserve"> Бо до Тебе належить милувати і спасати нас, Боже наш, і Тобі славу віддаємо, Отцю, і Сину, і Святому Духові, нині, і повсякчас, і на віки віків.</w:t>
       </w:r>
     </w:p>
     <w:p>
@@ -54442,294 +51004,7 @@
           <w:rFonts w:ascii="Times New Roman" w:hAnsi="Times New Roman"/>
           <w:sz w:val="24"/>
         </w:rPr>
-        <w:t xml:space="preserve"> </w:t>
-      </w:r>
-      <w:r>
-        <w:rPr>
-          <w:rFonts w:ascii="Times New Roman" w:hAnsi="Times New Roman"/>
-          <w:sz w:val="24"/>
-        </w:rPr>
-        <w:t>Бо</w:t>
-      </w:r>
-      <w:r>
-        <w:rPr>
-          <w:rFonts w:ascii="Times New Roman" w:hAnsi="Times New Roman"/>
-          <w:sz w:val="24"/>
-        </w:rPr>
-        <w:t xml:space="preserve"> </w:t>
-      </w:r>
-      <w:r>
-        <w:rPr>
-          <w:rFonts w:ascii="Times New Roman" w:hAnsi="Times New Roman"/>
-          <w:sz w:val="24"/>
-        </w:rPr>
-        <w:t>Твоє</w:t>
-      </w:r>
-      <w:r>
-        <w:rPr>
-          <w:rFonts w:ascii="Times New Roman" w:hAnsi="Times New Roman"/>
-          <w:sz w:val="24"/>
-        </w:rPr>
-        <w:t xml:space="preserve"> </w:t>
-      </w:r>
-      <w:r>
-        <w:rPr>
-          <w:rFonts w:ascii="Times New Roman" w:hAnsi="Times New Roman"/>
-          <w:sz w:val="24"/>
-        </w:rPr>
-        <w:t>є</w:t>
-      </w:r>
-      <w:r>
-        <w:rPr>
-          <w:rFonts w:ascii="Times New Roman" w:hAnsi="Times New Roman"/>
-          <w:sz w:val="24"/>
-        </w:rPr>
-        <w:t xml:space="preserve"> </w:t>
-      </w:r>
-      <w:r>
-        <w:rPr>
-          <w:rFonts w:ascii="Times New Roman" w:hAnsi="Times New Roman"/>
-          <w:sz w:val="24"/>
-        </w:rPr>
-        <w:t>царство,</w:t>
-      </w:r>
-      <w:r>
-        <w:rPr>
-          <w:rFonts w:ascii="Times New Roman" w:hAnsi="Times New Roman"/>
-          <w:sz w:val="24"/>
-        </w:rPr>
-        <w:t xml:space="preserve"> </w:t>
-      </w:r>
-      <w:r>
-        <w:rPr>
-          <w:rFonts w:ascii="Times New Roman" w:hAnsi="Times New Roman"/>
-          <w:sz w:val="24"/>
-        </w:rPr>
-        <w:t>і</w:t>
-      </w:r>
-      <w:r>
-        <w:rPr>
-          <w:rFonts w:ascii="Times New Roman" w:hAnsi="Times New Roman"/>
-          <w:sz w:val="24"/>
-        </w:rPr>
-        <w:t xml:space="preserve"> </w:t>
-      </w:r>
-      <w:r>
-        <w:rPr>
-          <w:rFonts w:ascii="Times New Roman" w:hAnsi="Times New Roman"/>
-          <w:sz w:val="24"/>
-        </w:rPr>
-        <w:t>сила,</w:t>
-      </w:r>
-      <w:r>
-        <w:rPr>
-          <w:rFonts w:ascii="Times New Roman" w:hAnsi="Times New Roman"/>
-          <w:sz w:val="24"/>
-        </w:rPr>
-        <w:t xml:space="preserve"> </w:t>
-      </w:r>
-      <w:r>
-        <w:rPr>
-          <w:rFonts w:ascii="Times New Roman" w:hAnsi="Times New Roman"/>
-          <w:sz w:val="24"/>
-        </w:rPr>
-        <w:t>і</w:t>
-      </w:r>
-      <w:r>
-        <w:rPr>
-          <w:rFonts w:ascii="Times New Roman" w:hAnsi="Times New Roman"/>
-          <w:sz w:val="24"/>
-        </w:rPr>
-        <w:t xml:space="preserve"> </w:t>
-      </w:r>
-      <w:r>
-        <w:rPr>
-          <w:rFonts w:ascii="Times New Roman" w:hAnsi="Times New Roman"/>
-          <w:sz w:val="24"/>
-        </w:rPr>
-        <w:t>слава,</w:t>
-      </w:r>
-      <w:r>
-        <w:rPr>
-          <w:rFonts w:ascii="Times New Roman" w:hAnsi="Times New Roman"/>
-          <w:sz w:val="24"/>
-        </w:rPr>
-        <w:t xml:space="preserve"> </w:t>
-      </w:r>
-      <w:r>
-        <w:rPr>
-          <w:rFonts w:ascii="Times New Roman" w:hAnsi="Times New Roman"/>
-          <w:sz w:val="24"/>
-        </w:rPr>
-        <w:t>Отця,</w:t>
-      </w:r>
-      <w:r>
-        <w:rPr>
-          <w:rFonts w:ascii="Times New Roman" w:hAnsi="Times New Roman"/>
-          <w:sz w:val="24"/>
-        </w:rPr>
-        <w:t xml:space="preserve"> </w:t>
-      </w:r>
-      <w:r>
-        <w:rPr>
-          <w:rFonts w:ascii="Times New Roman" w:hAnsi="Times New Roman"/>
-          <w:sz w:val="24"/>
-        </w:rPr>
-        <w:t>і</w:t>
-      </w:r>
-      <w:r>
-        <w:rPr>
-          <w:rFonts w:ascii="Times New Roman" w:hAnsi="Times New Roman"/>
-          <w:sz w:val="24"/>
-        </w:rPr>
-        <w:t xml:space="preserve"> </w:t>
-      </w:r>
-      <w:r>
-        <w:rPr>
-          <w:rFonts w:ascii="Times New Roman" w:hAnsi="Times New Roman"/>
-          <w:sz w:val="24"/>
-        </w:rPr>
-        <w:t>Сина,</w:t>
-      </w:r>
-      <w:r>
-        <w:rPr>
-          <w:rFonts w:ascii="Times New Roman" w:hAnsi="Times New Roman"/>
-          <w:sz w:val="24"/>
-        </w:rPr>
-        <w:t xml:space="preserve"> </w:t>
-      </w:r>
-      <w:r>
-        <w:rPr>
-          <w:rFonts w:ascii="Times New Roman" w:hAnsi="Times New Roman"/>
-          <w:sz w:val="24"/>
-        </w:rPr>
-        <w:t>і</w:t>
-      </w:r>
-      <w:r>
-        <w:rPr>
-          <w:rFonts w:ascii="Times New Roman" w:hAnsi="Times New Roman"/>
-          <w:sz w:val="24"/>
-        </w:rPr>
-        <w:t xml:space="preserve"> </w:t>
-      </w:r>
-      <w:r>
-        <w:rPr>
-          <w:rFonts w:ascii="Times New Roman" w:hAnsi="Times New Roman"/>
-          <w:sz w:val="24"/>
-        </w:rPr>
-        <w:t>Святого</w:t>
-      </w:r>
-      <w:r>
-        <w:rPr>
-          <w:rFonts w:ascii="Times New Roman" w:hAnsi="Times New Roman"/>
-          <w:sz w:val="24"/>
-        </w:rPr>
-        <w:t xml:space="preserve"> </w:t>
-      </w:r>
-      <w:r>
-        <w:rPr>
-          <w:rFonts w:ascii="Times New Roman" w:hAnsi="Times New Roman"/>
-          <w:sz w:val="24"/>
-        </w:rPr>
-        <w:t>Духа,</w:t>
-      </w:r>
-      <w:r>
-        <w:rPr>
-          <w:rFonts w:ascii="Times New Roman" w:hAnsi="Times New Roman"/>
-          <w:sz w:val="24"/>
-        </w:rPr>
-        <w:t xml:space="preserve"> </w:t>
-      </w:r>
-      <w:r>
-        <w:rPr>
-          <w:rFonts w:ascii="Times New Roman" w:hAnsi="Times New Roman"/>
-          <w:sz w:val="24"/>
-        </w:rPr>
-        <w:t>нині,</w:t>
-      </w:r>
-      <w:r>
-        <w:rPr>
-          <w:rFonts w:ascii="Times New Roman" w:hAnsi="Times New Roman"/>
-          <w:sz w:val="24"/>
-        </w:rPr>
-        <w:t xml:space="preserve"> </w:t>
-      </w:r>
-      <w:r>
-        <w:rPr>
-          <w:rFonts w:ascii="Times New Roman" w:hAnsi="Times New Roman"/>
-          <w:sz w:val="24"/>
-        </w:rPr>
-        <w:t>і</w:t>
-      </w:r>
-      <w:r>
-        <w:rPr>
-          <w:rFonts w:ascii="Times New Roman" w:hAnsi="Times New Roman"/>
-          <w:sz w:val="24"/>
-        </w:rPr>
-        <w:t xml:space="preserve"> </w:t>
-      </w:r>
-      <w:r>
-        <w:rPr>
-          <w:rFonts w:ascii="Times New Roman" w:hAnsi="Times New Roman"/>
-          <w:sz w:val="24"/>
-        </w:rPr>
-        <w:t>повсякчас,</w:t>
-      </w:r>
-      <w:r>
-        <w:rPr>
-          <w:rFonts w:ascii="Times New Roman" w:hAnsi="Times New Roman"/>
-          <w:sz w:val="24"/>
-        </w:rPr>
-        <w:t xml:space="preserve"> </w:t>
-      </w:r>
-      <w:r>
-        <w:rPr>
-          <w:rFonts w:ascii="Times New Roman" w:hAnsi="Times New Roman"/>
-          <w:sz w:val="24"/>
-        </w:rPr>
-        <w:t>і</w:t>
-      </w:r>
-      <w:r>
-        <w:rPr>
-          <w:rFonts w:ascii="Times New Roman" w:hAnsi="Times New Roman"/>
-          <w:sz w:val="24"/>
-        </w:rPr>
-        <w:t xml:space="preserve"> </w:t>
-      </w:r>
-      <w:r>
-        <w:rPr>
-          <w:rFonts w:ascii="Times New Roman" w:hAnsi="Times New Roman"/>
-          <w:sz w:val="24"/>
-        </w:rPr>
-        <w:t>на</w:t>
-      </w:r>
-      <w:r>
-        <w:rPr>
-          <w:rFonts w:ascii="Times New Roman" w:hAnsi="Times New Roman"/>
-          <w:sz w:val="24"/>
-        </w:rPr>
-        <w:t xml:space="preserve"> </w:t>
-      </w:r>
-      <w:r>
-        <w:rPr>
-          <w:rFonts w:ascii="Times New Roman" w:hAnsi="Times New Roman"/>
-          <w:sz w:val="24"/>
-        </w:rPr>
-        <w:t>віки</w:t>
-      </w:r>
-      <w:r>
-        <w:rPr>
-          <w:rFonts w:ascii="Times New Roman" w:hAnsi="Times New Roman"/>
-          <w:sz w:val="24"/>
-        </w:rPr>
-        <w:t xml:space="preserve"> </w:t>
-      </w:r>
-      <w:r>
-        <w:rPr>
-          <w:rFonts w:ascii="Times New Roman" w:hAnsi="Times New Roman"/>
-          <w:sz w:val="24"/>
-        </w:rPr>
-        <w:t>віків.</w:t>
+        <w:t xml:space="preserve"> Бо Твоє є царство, і сила, і слава, Отця, і Сина, і Святого Духа, нині, і повсякчас, і на віки віків.</w:t>
       </w:r>
     </w:p>
     <w:p>
@@ -56824,7 +53099,7 @@
         <w:rPr>
           <w:rFonts w:ascii="Times New Roman" w:hAnsi="Times New Roman"/>
           <w:i/>
-          <w:color w:val="FF4400"/>
+          <w:color w:val="FF0000"/>
           <w:sz w:val="24"/>
         </w:rPr>
         <w:t>Священник:</w:t>
@@ -56832,326 +53107,9 @@
       <w:r>
         <w:rPr>
           <w:rFonts w:ascii="Times New Roman" w:hAnsi="Times New Roman"/>
-          <w:i/>
-          <w:color w:val="FF4400"/>
-          <w:sz w:val="24"/>
-        </w:rPr>
-        <w:t xml:space="preserve"> </w:t>
-      </w:r>
-      <w:r>
-        <w:rPr>
-          <w:rFonts w:ascii="Times New Roman" w:hAnsi="Times New Roman"/>
-          <w:sz w:val="24"/>
-        </w:rPr>
-        <w:t>Бо</w:t>
-      </w:r>
-      <w:r>
-        <w:rPr>
-          <w:rFonts w:ascii="Times New Roman" w:hAnsi="Times New Roman"/>
-          <w:sz w:val="24"/>
-        </w:rPr>
-        <w:t xml:space="preserve"> </w:t>
-      </w:r>
-      <w:r>
-        <w:rPr>
-          <w:rFonts w:ascii="Times New Roman" w:hAnsi="Times New Roman"/>
-          <w:sz w:val="24"/>
-        </w:rPr>
-        <w:t>милостивий</w:t>
-      </w:r>
-      <w:r>
-        <w:rPr>
-          <w:rFonts w:ascii="Times New Roman" w:hAnsi="Times New Roman"/>
-          <w:sz w:val="24"/>
-        </w:rPr>
-        <w:t xml:space="preserve"> </w:t>
-      </w:r>
-      <w:r>
-        <w:rPr>
-          <w:rFonts w:ascii="Times New Roman" w:hAnsi="Times New Roman"/>
-          <w:sz w:val="24"/>
-        </w:rPr>
-        <w:t>і</w:t>
-      </w:r>
-      <w:r>
-        <w:rPr>
-          <w:rFonts w:ascii="Times New Roman" w:hAnsi="Times New Roman"/>
-          <w:sz w:val="24"/>
-        </w:rPr>
-        <w:t xml:space="preserve"> </w:t>
-      </w:r>
-      <w:r>
-        <w:rPr>
-          <w:rFonts w:ascii="Times New Roman" w:hAnsi="Times New Roman"/>
-          <w:sz w:val="24"/>
-        </w:rPr>
-        <w:t>людинолюбний</w:t>
-      </w:r>
-      <w:r>
-        <w:rPr>
-          <w:rFonts w:ascii="Times New Roman" w:hAnsi="Times New Roman"/>
-          <w:sz w:val="24"/>
-        </w:rPr>
-        <w:t xml:space="preserve"> </w:t>
-      </w:r>
-      <w:r>
-        <w:rPr>
-          <w:rFonts w:ascii="Times New Roman" w:hAnsi="Times New Roman"/>
-          <w:sz w:val="24"/>
-        </w:rPr>
-        <w:t>Бог</w:t>
-      </w:r>
-      <w:r>
-        <w:rPr>
-          <w:rFonts w:ascii="Times New Roman" w:hAnsi="Times New Roman"/>
-          <w:sz w:val="24"/>
-        </w:rPr>
-        <w:t xml:space="preserve"> </w:t>
-      </w:r>
-      <w:r>
-        <w:rPr>
-          <w:rFonts w:ascii="Times New Roman" w:hAnsi="Times New Roman"/>
-          <w:sz w:val="24"/>
-        </w:rPr>
-        <w:t>єси,</w:t>
-      </w:r>
-      <w:r>
-        <w:rPr>
-          <w:rFonts w:ascii="Times New Roman" w:hAnsi="Times New Roman"/>
-          <w:sz w:val="24"/>
-        </w:rPr>
-        <w:t xml:space="preserve"> </w:t>
-      </w:r>
-      <w:r>
-        <w:rPr>
-          <w:rFonts w:ascii="Times New Roman" w:hAnsi="Times New Roman"/>
-          <w:sz w:val="24"/>
-        </w:rPr>
-        <w:t>і</w:t>
-      </w:r>
-      <w:r>
-        <w:rPr>
-          <w:rFonts w:ascii="Times New Roman" w:hAnsi="Times New Roman"/>
-          <w:sz w:val="24"/>
-        </w:rPr>
-        <w:t xml:space="preserve"> </w:t>
-      </w:r>
-      <w:r>
-        <w:rPr>
-          <w:rFonts w:ascii="Times New Roman" w:hAnsi="Times New Roman"/>
-          <w:sz w:val="24"/>
-        </w:rPr>
-        <w:t>Тобі</w:t>
-      </w:r>
-      <w:r>
-        <w:rPr>
-          <w:rFonts w:ascii="Times New Roman" w:hAnsi="Times New Roman"/>
-          <w:sz w:val="24"/>
-        </w:rPr>
-        <w:t xml:space="preserve"> </w:t>
-      </w:r>
-      <w:r>
-        <w:rPr>
-          <w:rFonts w:ascii="Times New Roman" w:hAnsi="Times New Roman"/>
-          <w:sz w:val="24"/>
-        </w:rPr>
-        <w:t>славу</w:t>
-      </w:r>
-      <w:r>
-        <w:rPr>
-          <w:rFonts w:ascii="Times New Roman" w:hAnsi="Times New Roman"/>
-          <w:sz w:val="24"/>
-        </w:rPr>
-        <w:t xml:space="preserve"> </w:t>
-      </w:r>
-      <w:r>
-        <w:rPr>
-          <w:rFonts w:ascii="Times New Roman" w:hAnsi="Times New Roman"/>
-          <w:sz w:val="24"/>
-        </w:rPr>
-        <w:t>возсилаємо,</w:t>
-      </w:r>
-      <w:r>
-        <w:rPr>
-          <w:rFonts w:ascii="Times New Roman" w:hAnsi="Times New Roman"/>
-          <w:sz w:val="24"/>
-        </w:rPr>
-        <w:t xml:space="preserve"> </w:t>
-      </w:r>
-      <w:r>
-        <w:rPr>
-          <w:rFonts w:ascii="Times New Roman" w:hAnsi="Times New Roman"/>
-          <w:sz w:val="24"/>
-        </w:rPr>
-        <w:t>Отцю,</w:t>
-      </w:r>
-      <w:r>
-        <w:rPr>
-          <w:rFonts w:ascii="Times New Roman" w:hAnsi="Times New Roman"/>
-          <w:sz w:val="24"/>
-        </w:rPr>
-        <w:t xml:space="preserve"> </w:t>
-      </w:r>
-      <w:r>
-        <w:rPr>
-          <w:rFonts w:ascii="Times New Roman" w:hAnsi="Times New Roman"/>
-          <w:sz w:val="24"/>
-        </w:rPr>
-        <w:t>і</w:t>
-      </w:r>
-      <w:r>
-        <w:rPr>
-          <w:rFonts w:ascii="Times New Roman" w:hAnsi="Times New Roman"/>
-          <w:sz w:val="24"/>
-        </w:rPr>
-        <w:t xml:space="preserve"> </w:t>
-      </w:r>
-      <w:r>
-        <w:rPr>
-          <w:rFonts w:ascii="Times New Roman" w:hAnsi="Times New Roman"/>
-          <w:sz w:val="24"/>
-        </w:rPr>
-        <w:t>Сину,</w:t>
-      </w:r>
-      <w:r>
-        <w:rPr>
-          <w:rFonts w:ascii="Times New Roman" w:hAnsi="Times New Roman"/>
-          <w:sz w:val="24"/>
-        </w:rPr>
-        <w:t xml:space="preserve"> </w:t>
-      </w:r>
-      <w:r>
-        <w:rPr>
-          <w:rFonts w:ascii="Times New Roman" w:hAnsi="Times New Roman"/>
-          <w:sz w:val="24"/>
-        </w:rPr>
-        <w:t>і</w:t>
-      </w:r>
-      <w:r>
-        <w:rPr>
-          <w:rFonts w:ascii="Times New Roman" w:hAnsi="Times New Roman"/>
-          <w:sz w:val="24"/>
-        </w:rPr>
-        <w:t xml:space="preserve"> </w:t>
-      </w:r>
-      <w:r>
-        <w:rPr>
-          <w:rFonts w:ascii="Times New Roman" w:hAnsi="Times New Roman"/>
-          <w:sz w:val="24"/>
-        </w:rPr>
-        <w:t>Святому</w:t>
-      </w:r>
-      <w:r>
-        <w:rPr>
-          <w:rFonts w:ascii="Times New Roman" w:hAnsi="Times New Roman"/>
-          <w:sz w:val="24"/>
-        </w:rPr>
-        <w:t xml:space="preserve"> </w:t>
-      </w:r>
-      <w:r>
-        <w:rPr>
-          <w:rFonts w:ascii="Times New Roman" w:hAnsi="Times New Roman"/>
-          <w:sz w:val="24"/>
-        </w:rPr>
-        <w:t>Духові,</w:t>
-      </w:r>
-      <w:r>
-        <w:rPr>
-          <w:rFonts w:ascii="Times New Roman" w:hAnsi="Times New Roman"/>
-          <w:sz w:val="24"/>
-        </w:rPr>
-        <w:t xml:space="preserve"> </w:t>
-      </w:r>
-      <w:r>
-        <w:rPr>
-          <w:rFonts w:ascii="Times New Roman" w:hAnsi="Times New Roman"/>
-          <w:sz w:val="24"/>
-        </w:rPr>
-        <w:t>нині,</w:t>
-      </w:r>
-      <w:r>
-        <w:rPr>
-          <w:rFonts w:ascii="Times New Roman" w:hAnsi="Times New Roman"/>
-          <w:sz w:val="24"/>
-        </w:rPr>
-        <w:t xml:space="preserve"> </w:t>
-      </w:r>
-      <w:r>
-        <w:rPr>
-          <w:rFonts w:ascii="Times New Roman" w:hAnsi="Times New Roman"/>
-          <w:sz w:val="24"/>
-        </w:rPr>
-        <w:t>і</w:t>
-      </w:r>
-      <w:r>
-        <w:rPr>
-          <w:rFonts w:ascii="Times New Roman" w:hAnsi="Times New Roman"/>
-          <w:sz w:val="24"/>
-        </w:rPr>
-        <w:t xml:space="preserve"> </w:t>
-      </w:r>
-      <w:r>
-        <w:rPr>
-          <w:rFonts w:ascii="Times New Roman" w:hAnsi="Times New Roman"/>
-          <w:sz w:val="24"/>
-        </w:rPr>
-        <w:t>повсякчас,</w:t>
-      </w:r>
-      <w:r>
-        <w:rPr>
-          <w:rFonts w:ascii="Times New Roman" w:hAnsi="Times New Roman"/>
-          <w:sz w:val="24"/>
-        </w:rPr>
-        <w:t xml:space="preserve"> </w:t>
-      </w:r>
-      <w:r>
-        <w:rPr>
-          <w:rFonts w:ascii="Times New Roman" w:hAnsi="Times New Roman"/>
-          <w:sz w:val="24"/>
-        </w:rPr>
-        <w:t>і</w:t>
-      </w:r>
-      <w:r>
-        <w:rPr>
-          <w:rFonts w:ascii="Times New Roman" w:hAnsi="Times New Roman"/>
-          <w:sz w:val="24"/>
-        </w:rPr>
-        <w:t xml:space="preserve"> </w:t>
-      </w:r>
-      <w:r>
-        <w:rPr>
-          <w:rFonts w:ascii="Times New Roman" w:hAnsi="Times New Roman"/>
-          <w:sz w:val="24"/>
-        </w:rPr>
-        <w:t>на</w:t>
-      </w:r>
-      <w:r>
-        <w:rPr>
-          <w:rFonts w:ascii="Times New Roman" w:hAnsi="Times New Roman"/>
-          <w:sz w:val="24"/>
-        </w:rPr>
-        <w:t xml:space="preserve"> </w:t>
-      </w:r>
-      <w:r>
-        <w:rPr>
-          <w:rFonts w:ascii="Times New Roman" w:hAnsi="Times New Roman"/>
-          <w:sz w:val="24"/>
-        </w:rPr>
-        <w:t>віки</w:t>
-      </w:r>
-      <w:r>
-        <w:rPr>
-          <w:rFonts w:ascii="Times New Roman" w:hAnsi="Times New Roman"/>
-          <w:sz w:val="24"/>
-        </w:rPr>
-        <w:t xml:space="preserve"> </w:t>
-      </w:r>
-      <w:r>
-        <w:rPr>
-          <w:rFonts w:ascii="Times New Roman" w:hAnsi="Times New Roman"/>
-          <w:sz w:val="24"/>
-        </w:rPr>
-        <w:t>віків.</w:t>
+          <w:sz w:val="24"/>
+        </w:rPr>
+        <w:t xml:space="preserve"> Бо милостивий і людинолюбний Бог єси, і Тобі славу возсилаємо, Отцю, і Сину, і Святому Духові, нині, і повсякчас, і на віки віків.</w:t>
       </w:r>
     </w:p>
     <w:p>
@@ -57278,8 +53236,20 @@
           <w:color w:val="FF0000"/>
           <w:sz w:val="24"/>
         </w:rPr>
-        <w:t>Священ</w:t>
-      </w:r>
+        <w:t>Священник:</w:t>
+      </w:r>
+      <w:r>
+        <w:rPr>
+          <w:rFonts w:ascii="Times New Roman" w:hAnsi="Times New Roman"/>
+          <w:sz w:val="24"/>
+        </w:rPr>
+        <w:t xml:space="preserve"> Сла́ва Тобі́, Хри́сте Бо́же, упова́ння на́ше, сла́ва Тобі́!</w:t>
+      </w:r>
+    </w:p>
+    <w:p>
+      <w:pPr>
+        <w:spacing w:after="120"/>
+      </w:pPr>
       <w:r>
         <w:rPr>
           <w:rFonts w:ascii="Times New Roman" w:hAnsi="Times New Roman"/>
@@ -57287,7 +53257,22 @@
           <w:color w:val="FF0000"/>
           <w:sz w:val="24"/>
         </w:rPr>
-        <w:t>н</w:t>
+        <w:t>Вірні:</w:t>
+      </w:r>
+      <w:r>
+        <w:rPr>
+          <w:rFonts w:ascii="Times New Roman" w:hAnsi="Times New Roman"/>
+          <w:color w:val="FF0000"/>
+          <w:sz w:val="24"/>
+        </w:rPr>
+        <w:t xml:space="preserve"> </w:t>
+      </w:r>
+      <w:r>
+        <w:rPr>
+          <w:rFonts w:ascii="Times New Roman" w:hAnsi="Times New Roman"/>
+          <w:sz w:val="24"/>
+        </w:rPr>
+        <w:t xml:space="preserve">Сла́ва Отцю́, і Си́ну, і Свято́му Ду́хові, і ни́ні, і повсякча́с, і на ві́ки вікі́в. Амі́нь. Го́споди, поми́луй. </w:t>
       </w:r>
       <w:r>
         <w:rPr>
@@ -57296,22 +53281,14 @@
           <w:color w:val="FF0000"/>
           <w:sz w:val="24"/>
         </w:rPr>
-        <w:t>ик:</w:t>
-      </w:r>
-      <w:r>
-        <w:rPr>
-          <w:rFonts w:ascii="Times New Roman" w:hAnsi="Times New Roman"/>
-          <w:color w:val="FF0000"/>
-          <w:sz w:val="24"/>
-        </w:rPr>
-        <w:t xml:space="preserve"> </w:t>
-      </w:r>
-      <w:r>
-        <w:rPr>
-          <w:rFonts w:ascii="Times New Roman" w:hAnsi="Times New Roman"/>
-          <w:sz w:val="24"/>
-        </w:rPr>
-        <w:t>Сла́ва Тобі́, Хри́сте Бо́же, упова́ння на́ше, сла́ва Тобі́!</w:t>
+        <w:t>(3 р.)</w:t>
+      </w:r>
+      <w:r>
+        <w:rPr>
+          <w:rFonts w:ascii="Times New Roman" w:hAnsi="Times New Roman"/>
+          <w:sz w:val="24"/>
+        </w:rPr>
+        <w:t xml:space="preserve"> Благослови́.</w:t>
       </w:r>
     </w:p>
     <w:p>
@@ -57325,22 +53302,14 @@
           <w:color w:val="FF0000"/>
           <w:sz w:val="24"/>
         </w:rPr>
-        <w:t>Вірні:</w:t>
-      </w:r>
-      <w:r>
-        <w:rPr>
-          <w:rFonts w:ascii="Times New Roman" w:hAnsi="Times New Roman"/>
-          <w:color w:val="FF0000"/>
-          <w:sz w:val="24"/>
-        </w:rPr>
-        <w:t xml:space="preserve"> </w:t>
-      </w:r>
-      <w:r>
-        <w:rPr>
-          <w:rFonts w:ascii="Times New Roman" w:hAnsi="Times New Roman"/>
-          <w:sz w:val="24"/>
-        </w:rPr>
-        <w:t xml:space="preserve">Сла́ва Отцю́, і Си́ну, і Свято́му Ду́хові, і ни́ні, і повсякча́с, і на ві́ки вікі́в. Амі́нь. Го́споди, поми́луй. </w:t>
+        <w:t>Священник:</w:t>
+      </w:r>
+      <w:r>
+        <w:rPr>
+          <w:rFonts w:ascii="Times New Roman" w:hAnsi="Times New Roman"/>
+          <w:sz w:val="24"/>
+        </w:rPr>
+        <w:t xml:space="preserve"> Христос, істинний Бог наш - молитвами пречистої Своєї Матері, чесного і славного пророка, предтечі і хрестителя Івана, святих славних і всехвальних апостолів, і святого, </w:t>
       </w:r>
       <w:r>
         <w:rPr>
@@ -57349,76 +53318,14 @@
           <w:color w:val="FF0000"/>
           <w:sz w:val="24"/>
         </w:rPr>
-        <w:t>(3 р.)</w:t>
-      </w:r>
-      <w:r>
-        <w:rPr>
-          <w:rFonts w:ascii="Times New Roman" w:hAnsi="Times New Roman"/>
-          <w:sz w:val="24"/>
-        </w:rPr>
-        <w:t xml:space="preserve"> Благослови́.</w:t>
-      </w:r>
-    </w:p>
-    <w:p>
-      <w:pPr>
-        <w:spacing w:after="120" w:line="20" w:lineRule="atLeast"/>
-        <w:jc w:val="both"/>
-        <w:rPr>
-          <w:rFonts w:ascii="Times New Roman" w:hAnsi="Times New Roman"/>
-          <w:sz w:val="24"/>
-          <w:szCs w:val="24"/>
-          <w:lang w:val="uk-UA"/>
-        </w:rPr>
-      </w:pPr>
-      <w:r>
-        <w:rPr>
-          <w:rFonts w:ascii="Times New Roman" w:hAnsi="Times New Roman"/>
-          <w:i/>
-          <w:color w:val="FF0000"/>
-          <w:sz w:val="24"/>
-          <w:szCs w:val="24"/>
-          <w:lang w:val="uk-UA"/>
-        </w:rPr>
-        <w:t>Священик:</w:t>
-      </w:r>
-      <w:r>
-        <w:rPr>
-          <w:rFonts w:ascii="Times New Roman" w:hAnsi="Times New Roman"/>
-          <w:color w:val="FF0000"/>
-          <w:sz w:val="24"/>
-          <w:szCs w:val="24"/>
-          <w:lang w:val="uk-UA"/>
-        </w:rPr>
-        <w:t xml:space="preserve"> </w:t>
-      </w:r>
-      <w:r>
-        <w:rPr>
-          <w:rFonts w:ascii="Times New Roman" w:hAnsi="Times New Roman"/>
-          <w:sz w:val="24"/>
-          <w:szCs w:val="24"/>
-          <w:lang w:val="uk-UA"/>
-        </w:rPr>
-        <w:t>Христос, істинний Бог наш, молитвами пречистої своєї Матері, святих, славних і всехвальних апостолів, і святого (</w:t>
-      </w:r>
-      <w:r>
-        <w:rPr>
-          <w:rFonts w:ascii="Times New Roman" w:hAnsi="Times New Roman"/>
-          <w:i/>
-          <w:color w:val="FF0000"/>
-          <w:sz w:val="24"/>
-          <w:szCs w:val="24"/>
-          <w:lang w:val="uk-UA"/>
-        </w:rPr>
-        <w:t>ім'я, якого є храм</w:t>
-      </w:r>
-      <w:r>
-        <w:rPr>
-          <w:rFonts w:ascii="Times New Roman" w:hAnsi="Times New Roman"/>
-          <w:sz w:val="24"/>
-          <w:szCs w:val="24"/>
-          <w:lang w:val="uk-UA"/>
-        </w:rPr>
-        <w:t>), і святої преподобномучениці Євгенії, і всіх святих, помилує і спасе нас, як благий і чоловіколюбець.</w:t>
+        <w:t>якого є храм</w:t>
+      </w:r>
+      <w:r>
+        <w:rPr>
+          <w:rFonts w:ascii="Times New Roman" w:hAnsi="Times New Roman"/>
+          <w:sz w:val="24"/>
+        </w:rPr>
+        <w:t>, і святої преподобномучениці Євгенії, і всіх святих - помилує і спасе нас як благий і людинолюбний.</w:t>
       </w:r>
     </w:p>
     <w:p>
